--- a/de/index.docx
+++ b/de/index.docx
@@ -23,7 +23,7 @@
         <w:pStyle w:val="Date"/>
       </w:pPr>
       <w:r>
-        <w:t xml:space="preserve">10. September 2026</w:t>
+        <w:t xml:space="preserve">16. September 2026</w:t>
       </w:r>
     </w:p>
     <w:p>
@@ -9380,7 +9380,7 @@
         <w:t xml:space="preserve"> </w:t>
       </w:r>
       <w:r>
-        <w:t xml:space="preserve">Buchweizen und Quinoa sind botanisch nicht mit Getreide verwandt.</w:t>
+        <w:t xml:space="preserve">Buchweizen (ein Knöterichgewächs) und Quinoa (ein Fuchsschwanzgewächs) sind botanisch nicht mit Getreide (Süssgras) verwandt.</w:t>
       </w:r>
       <w:r>
         <w:t xml:space="preserve"> </w:t>

--- a/de/index.docx
+++ b/de/index.docx
@@ -23,7 +23,7 @@
         <w:pStyle w:val="Date"/>
       </w:pPr>
       <w:r>
-        <w:t xml:space="preserve">16. September 2026</w:t>
+        <w:t xml:space="preserve">17. September 2026</w:t>
       </w:r>
     </w:p>
     <w:p>

--- a/de/index.docx
+++ b/de/index.docx
@@ -3957,7 +3957,7 @@
                     <w:t xml:space="preserve">Name</w:t>
                   </w:r>
                   <w:r>
-                    <w:t xml:space="preserve">: Der Name der Kultur ist in genau vier Sprachen (de, fr, it, en) erfasst und beginnt jeweils mit einem Grossbuchstaben. Der Name bleibt eine möglichst schlanke Gattungsbezeichnung und ist ohne Klammern und Kommas geschrieben. Synonyme gehören in schema:alternateName und Spezifizierungen sowie Beispiellisten in schema:description.</w:t>
+                    <w:t xml:space="preserve">: Die präferierte Bezeichnung der Nutzungsart. Sie ist viersprachig gegeben (de, fr, it, en) und beginnt immer mit einem Grossbuchstaben. Der Name ist möglichst schlank gehalten, bleibt aber eindeutig für die Nutzungsart. Klammerbemerkungen sind im Namen nicht erlaubt.</w:t>
                   </w:r>
                 </w:p>
               </w:tc>
@@ -4038,6 +4038,9 @@
                     </w:rPr>
                     <w:t xml:space="preserve">Alias</w:t>
                   </w:r>
+                  <w:r>
+                    <w:t xml:space="preserve">: Eine alternative Bezeichnung (also ein Synonym) der Nutzungsart. Beispiel: Stielmangold oder Rippenmangold sind Synonyme für Krautstiel. Diese Synonyme können für verbesserte Suchfunktionen gebraucht werden.</w:t>
+                  </w:r>
                 </w:p>
               </w:tc>
               <w:tc>
@@ -4116,6 +4119,9 @@
                       <w:bCs/>
                     </w:rPr>
                     <w:t xml:space="preserve">Beschreibung</w:t>
+                  </w:r>
+                  <w:r>
+                    <w:t xml:space="preserve">: Falls der Name der Nutzungsart nicht selbsterklärend ist, kann eine weiterführende Beschreibung beigelegt werden.</w:t>
                   </w:r>
                 </w:p>
               </w:tc>

--- a/de/index.docx
+++ b/de/index.docx
@@ -23,7 +23,7 @@
         <w:pStyle w:val="Date"/>
       </w:pPr>
       <w:r>
-        <w:t xml:space="preserve">17. September 2026</w:t>
+        <w:t xml:space="preserve">29. September 2026</w:t>
       </w:r>
     </w:p>
     <w:p>
@@ -269,30 +269,18 @@
         <w:t xml:space="preserve"> </w:t>
       </w:r>
       <w:r>
-        <w:t xml:space="preserve">(</w:t>
+        <w:t xml:space="preserve">[</w:t>
       </w:r>
       <w:hyperlink w:anchor="ref-eCH-0265:1.0.0">
         <w:r>
           <w:rPr>
             <w:rStyle w:val="Hyperlink"/>
           </w:rPr>
-          <w:t xml:space="preserve">eCH-Fachgruppe AgriFood</w:t>
-        </w:r>
-        <w:r>
-          <w:rPr>
-            <w:rStyle w:val="Hyperlink"/>
-          </w:rPr>
-          <w:t xml:space="preserve"> </w:t>
-        </w:r>
-        <w:r>
-          <w:rPr>
-            <w:rStyle w:val="Hyperlink"/>
-          </w:rPr>
-          <w:t xml:space="preserve">2024</w:t>
+          <w:t xml:space="preserve">eCH-0265:1.0.0</w:t>
         </w:r>
       </w:hyperlink>
       <w:r>
-        <w:t xml:space="preserve">)</w:t>
+        <w:t xml:space="preserve">]</w:t>
       </w:r>
       <w:r>
         <w:t xml:space="preserve">.</w:t>
@@ -1108,18 +1096,18 @@
         <w:t xml:space="preserve"> </w:t>
       </w:r>
       <w:r>
-        <w:t xml:space="preserve">(</w:t>
+        <w:t xml:space="preserve">[</w:t>
       </w:r>
       <w:hyperlink w:anchor="ref-grud2017">
         <w:r>
           <w:rPr>
             <w:rStyle w:val="Hyperlink"/>
           </w:rPr>
-          <w:t xml:space="preserve">Carlen u. a. 2017</w:t>
+          <w:t xml:space="preserve">CFGH17</w:t>
         </w:r>
       </w:hyperlink>
       <w:r>
-        <w:t xml:space="preserve">)</w:t>
+        <w:t xml:space="preserve">]</w:t>
       </w:r>
       <w:r>
         <w:t xml:space="preserve">.</w:t>
@@ -1134,18 +1122,18 @@
         <w:t xml:space="preserve"> </w:t>
       </w:r>
       <w:r>
-        <w:t xml:space="preserve">(</w:t>
+        <w:t xml:space="preserve">[</w:t>
       </w:r>
       <w:hyperlink w:anchor="ref-suibi2025">
         <w:r>
           <w:rPr>
             <w:rStyle w:val="Hyperlink"/>
           </w:rPr>
-          <w:t xml:space="preserve">Agridea und Bundesamt für Landwirtschaft BLW 2025</w:t>
+          <w:t xml:space="preserve">AgBL25</w:t>
         </w:r>
       </w:hyperlink>
       <w:r>
-        <w:t xml:space="preserve">)</w:t>
+        <w:t xml:space="preserve">]</w:t>
       </w:r>
       <w:r>
         <w:t xml:space="preserve">.</w:t>
@@ -1160,18 +1148,18 @@
         <w:t xml:space="preserve"> </w:t>
       </w:r>
       <w:r>
-        <w:t xml:space="preserve">(</w:t>
+        <w:t xml:space="preserve">[</w:t>
       </w:r>
       <w:hyperlink w:anchor="ref-grud2017">
         <w:r>
           <w:rPr>
             <w:rStyle w:val="Hyperlink"/>
           </w:rPr>
-          <w:t xml:space="preserve">Carlen u. a. 2017</w:t>
+          <w:t xml:space="preserve">CFGH17</w:t>
         </w:r>
       </w:hyperlink>
       <w:r>
-        <w:t xml:space="preserve">)</w:t>
+        <w:t xml:space="preserve">]</w:t>
       </w:r>
       <w:r>
         <w:t xml:space="preserve">.</w:t>
@@ -1194,18 +1182,18 @@
         <w:t xml:space="preserve"> </w:t>
       </w:r>
       <w:r>
-        <w:t xml:space="preserve">(</w:t>
+        <w:t xml:space="preserve">[</w:t>
       </w:r>
       <w:hyperlink w:anchor="ref-suibi2025">
         <w:r>
           <w:rPr>
             <w:rStyle w:val="Hyperlink"/>
           </w:rPr>
-          <w:t xml:space="preserve">Agridea und Bundesamt für Landwirtschaft BLW 2025</w:t>
+          <w:t xml:space="preserve">AgBL25</w:t>
         </w:r>
       </w:hyperlink>
       <w:r>
-        <w:t xml:space="preserve">)</w:t>
+        <w:t xml:space="preserve">]</w:t>
       </w:r>
       <w:r>
         <w:t xml:space="preserve">.</w:t>
@@ -1220,18 +1208,18 @@
         <w:t xml:space="preserve"> </w:t>
       </w:r>
       <w:r>
-        <w:t xml:space="preserve">Carlen u. a. (</w:t>
+        <w:t xml:space="preserve">[</w:t>
       </w:r>
       <w:hyperlink w:anchor="ref-grud2017">
         <w:r>
           <w:rPr>
             <w:rStyle w:val="Hyperlink"/>
           </w:rPr>
-          <w:t xml:space="preserve">2017</w:t>
+          <w:t xml:space="preserve">CFGH17</w:t>
         </w:r>
       </w:hyperlink>
       <w:r>
-        <w:t xml:space="preserve">)</w:t>
+        <w:t xml:space="preserve">]</w:t>
       </w:r>
       <w:r>
         <w:t xml:space="preserve">.</w:t>
@@ -1957,24 +1945,18 @@
         <w:t xml:space="preserve"> </w:t>
       </w:r>
       <w:r>
-        <w:t xml:space="preserve">eCH-Fachgruppe Open Government Data</w:t>
-      </w:r>
-      <w:r>
-        <w:t xml:space="preserve"> </w:t>
-      </w:r>
-      <w:r>
-        <w:t xml:space="preserve">(</w:t>
+        <w:t xml:space="preserve">[</w:t>
       </w:r>
       <w:hyperlink w:anchor="ref-eCH-0205:1.0.0">
         <w:r>
           <w:rPr>
             <w:rStyle w:val="Hyperlink"/>
           </w:rPr>
-          <w:t xml:space="preserve">2018</w:t>
+          <w:t xml:space="preserve">eCH-0205:1.0.0</w:t>
         </w:r>
       </w:hyperlink>
       <w:r>
-        <w:t xml:space="preserve">)</w:t>
+        <w:t xml:space="preserve">]</w:t>
       </w:r>
       <w:r>
         <w:t xml:space="preserve">.</w:t>
@@ -1991,28 +1973,28 @@
         <w:t xml:space="preserve"> </w:t>
       </w:r>
       <w:r>
-        <w:t xml:space="preserve">(</w:t>
+        <w:t xml:space="preserve">[</w:t>
+      </w:r>
+      <w:hyperlink w:anchor="ref-owl2">
+        <w:r>
+          <w:rPr>
+            <w:rStyle w:val="Hyperlink"/>
+          </w:rPr>
+          <w:t xml:space="preserve">OWL Overview</w:t>
+        </w:r>
+      </w:hyperlink>
+      <w:r>
+        <w:t xml:space="preserve">;</w:t>
+      </w:r>
+      <w:r>
+        <w:t xml:space="preserve"> </w:t>
       </w:r>
       <w:hyperlink w:anchor="ref-rdf">
         <w:r>
           <w:rPr>
             <w:rStyle w:val="Hyperlink"/>
           </w:rPr>
-          <w:t xml:space="preserve">Cyganiak u. a. 2014</w:t>
-        </w:r>
-      </w:hyperlink>
-      <w:r>
-        <w:t xml:space="preserve">;</w:t>
-      </w:r>
-      <w:r>
-        <w:t xml:space="preserve"> </w:t>
-      </w:r>
-      <w:hyperlink w:anchor="ref-owl2">
-        <w:r>
-          <w:rPr>
-            <w:rStyle w:val="Hyperlink"/>
-          </w:rPr>
-          <w:t xml:space="preserve">W3C OWL Working Group 2012</w:t>
+          <w:t xml:space="preserve">RDF</w:t>
         </w:r>
       </w:hyperlink>
       <w:r>
@@ -2026,11 +2008,11 @@
           <w:rPr>
             <w:rStyle w:val="Hyperlink"/>
           </w:rPr>
-          <w:t xml:space="preserve">Knublauch und Kontokostas 2017</w:t>
+          <w:t xml:space="preserve">SHACL</w:t>
         </w:r>
       </w:hyperlink>
       <w:r>
-        <w:t xml:space="preserve">)</w:t>
+        <w:t xml:space="preserve">]</w:t>
       </w:r>
       <w:r>
         <w:t xml:space="preserve">.</w:t>
@@ -2114,18 +2096,18 @@
               <w:t xml:space="preserve"> </w:t>
             </w:r>
             <w:r>
-              <w:t xml:space="preserve">(</w:t>
+              <w:t xml:space="preserve">[</w:t>
             </w:r>
             <w:hyperlink w:anchor="ref-francart2020shacl">
               <w:r>
                 <w:rPr>
                   <w:rStyle w:val="Hyperlink"/>
                 </w:rPr>
-                <w:t xml:space="preserve">Francart 2020</w:t>
+                <w:t xml:space="preserve">Fran20</w:t>
               </w:r>
             </w:hyperlink>
             <w:r>
-              <w:t xml:space="preserve">)</w:t>
+              <w:t xml:space="preserve">]</w:t>
             </w:r>
             <w:r>
               <w:t xml:space="preserve"> </w:t>
@@ -7230,13 +7212,13 @@
     </w:p>
     <w:bookmarkEnd w:id="83"/>
     <w:bookmarkEnd w:id="84"/>
-    <w:bookmarkStart w:id="85" w:name="sec-safety-consideration"/>
+    <w:bookmarkStart w:id="95" w:name="sec-interoperability"/>
     <w:p>
       <w:pPr>
         <w:pStyle w:val="berschrift1"/>
       </w:pPr>
       <w:r>
-        <w:t xml:space="preserve">5. Sicherheitsaspekte</w:t>
+        <w:t xml:space="preserve">5. Interoperabilität der Kulturbegriffe</w:t>
       </w:r>
     </w:p>
     <w:p>
@@ -7244,157 +7226,7 @@
         <w:pStyle w:val="FirstParagraph"/>
       </w:pPr>
       <w:r>
-        <w:t xml:space="preserve">Informationen zu den ausdrücklich massgeblichen rechtlichen Grundlagen oder ein Hinweis darauf, dass bei der Umsetzung die entsprechenden rechtlichen Grundlagen zu beachten sind.</w:t>
-      </w:r>
-    </w:p>
-    <w:bookmarkEnd w:id="85"/>
-    <w:bookmarkStart w:id="86" w:name="sec-disclaimer"/>
-    <w:p>
-      <w:pPr>
-        <w:pStyle w:val="berschrift1"/>
-      </w:pPr>
-      <w:r>
-        <w:t xml:space="preserve">6. Haftungsausschluss</w:t>
-      </w:r>
-    </w:p>
-    <w:p>
-      <w:pPr>
-        <w:pStyle w:val="FirstParagraph"/>
-      </w:pPr>
-      <w:r>
-        <w:t xml:space="preserve">eCH-Standards, die der Verein eCH dem Anwender kostenlos zur Verfügung stellt oder die auf eCH verweisen, haben nur den Status von Empfehlungen.</w:t>
-      </w:r>
-      <w:r>
-        <w:t xml:space="preserve"> </w:t>
-      </w:r>
-      <w:r>
-        <w:t xml:space="preserve">Der Verein eCH haftet in keinem Fall für Entscheidungen oder Massnahmen, die der Anwender auf der Grundlage dieser Dokumente trifft bzw. ergreift.</w:t>
-      </w:r>
-      <w:r>
-        <w:t xml:space="preserve"> </w:t>
-      </w:r>
-      <w:r>
-        <w:t xml:space="preserve">Der Anwender ist dafür verantwortlich, die Dokumente vor ihrer Verwendung selbst zu überprüfen und gegebenenfalls fachlichen Rat einzuholen.</w:t>
-      </w:r>
-      <w:r>
-        <w:t xml:space="preserve"> </w:t>
-      </w:r>
-      <w:r>
-        <w:t xml:space="preserve">eCH-Standards können und sollen die technische, organisatorische oder rechtliche Beratung im Einzelfall nicht ersetzen.</w:t>
-      </w:r>
-    </w:p>
-    <w:p>
-      <w:pPr>
-        <w:pStyle w:val="Textkrper"/>
-      </w:pPr>
-      <w:r>
-        <w:t xml:space="preserve">Dokumente, Verfahren, Methoden, Produkte und Standards, auf die in eCH-Standards verwiesen wird, sind möglicherweise durch Marken-, Urheber- oder Patentrechte geschützt.</w:t>
-      </w:r>
-      <w:r>
-        <w:t xml:space="preserve"> </w:t>
-      </w:r>
-      <w:r>
-        <w:t xml:space="preserve">Es liegt in der ausschliesslichen Verantwortung des Anwenders, die erforderlichen Lizenzen von den berechtigten Personen und/oder Organisationen einzuholen.</w:t>
-      </w:r>
-    </w:p>
-    <w:p>
-      <w:pPr>
-        <w:pStyle w:val="Textkrper"/>
-      </w:pPr>
-      <w:r>
-        <w:t xml:space="preserve">Obwohl der Verein eCH bei der Erstellung der eCH-Standards mit angemessener Sorgfalt vorgegangen ist, kann er keine Gewährleistung oder Garantie dafür übernehmen, dass die bereitgestellten Informationen und Dokumente aktuell, vollständig, richtig oder fehlerfrei sind.</w:t>
-      </w:r>
-      <w:r>
-        <w:t xml:space="preserve"> </w:t>
-      </w:r>
-      <w:r>
-        <w:t xml:space="preserve">eCH behält sich das Recht vor, die Inhalte der eCH-Standards jederzeit und ohne vorherige Ankündigung zu ändern.</w:t>
-      </w:r>
-    </w:p>
-    <w:p>
-      <w:pPr>
-        <w:pStyle w:val="Textkrper"/>
-      </w:pPr>
-      <w:r>
-        <w:t xml:space="preserve">Jede Haftung für Schäden, die durch die Nutzung der eCH-Standards durch den Anwender entstehen, wird im gesetzlich zulässigen Rahmen ausgeschlossen.</w:t>
-      </w:r>
-    </w:p>
-    <w:bookmarkEnd w:id="86"/>
-    <w:bookmarkStart w:id="87" w:name="sec-copyrights"/>
-    <w:p>
-      <w:pPr>
-        <w:pStyle w:val="berschrift1"/>
-      </w:pPr>
-      <w:r>
-        <w:t xml:space="preserve">7. Urheberrechte</w:t>
-      </w:r>
-    </w:p>
-    <w:p>
-      <w:pPr>
-        <w:pStyle w:val="FirstParagraph"/>
-      </w:pPr>
-      <w:r>
-        <w:t xml:space="preserve">Personen, die eCH-Standards erarbeiten, bleiben Inhaber ihrer geistigen Eigentumsrechte.</w:t>
-      </w:r>
-      <w:r>
-        <w:t xml:space="preserve"> </w:t>
-      </w:r>
-      <w:r>
-        <w:t xml:space="preserve">Diese Personen verpflichten sich jedoch, ihre geistigen Eigentumsrechte oder andere Rechte an geistigen Eigentumsrechten Dritter, soweit möglich, den jeweiligen Fachgruppen und dem Verein eCH kostenlos und zur uneingeschränkten Nutzung und Weiterentwicklung im Rahmen des Vereinszwecks zur Verfügung zu stellen.</w:t>
-      </w:r>
-    </w:p>
-    <w:p>
-      <w:pPr>
-        <w:pStyle w:val="Textkrper"/>
-      </w:pPr>
-      <w:r>
-        <w:t xml:space="preserve">Die von den Fachgruppen erarbeiteten Standards dürfen unter Nennung des jeweiligen Autors von eCH kostenlos und in uneingeschränktem Umfang genutzt, verbreitet und weiterentwickelt werden.</w:t>
-      </w:r>
-    </w:p>
-    <w:p>
-      <w:pPr>
-        <w:pStyle w:val="Textkrper"/>
-      </w:pPr>
-      <w:r>
-        <w:t xml:space="preserve">eCH-Standards sind vollständig dokumentiert und frei von lizenz- und/oder patentrechtlichen Einschränkungen.</w:t>
-      </w:r>
-      <w:r>
-        <w:t xml:space="preserve"> </w:t>
-      </w:r>
-      <w:r>
-        <w:t xml:space="preserve">Die dazugehörige Dokumentation kann kostenlos angefordert werden.</w:t>
-      </w:r>
-      <w:r>
-        <w:t xml:space="preserve"> </w:t>
-      </w:r>
-      <w:r>
-        <w:t xml:space="preserve">Diese Bestimmungen gelten jedoch nur für die von eCH erarbeiteten Standards, nicht aber für Standards oder Produkte Dritter, die auf eCH-Standards verweisen.</w:t>
-      </w:r>
-      <w:r>
-        <w:t xml:space="preserve"> </w:t>
-      </w:r>
-      <w:r>
-        <w:t xml:space="preserve">Die Standards enthalten die entsprechenden Hinweise auf Rechte Dritter.</w:t>
-      </w:r>
-    </w:p>
-    <w:bookmarkEnd w:id="87"/>
-    <w:bookmarkStart w:id="104" w:name="sec-appendix-a"/>
-    <w:p>
-      <w:pPr>
-        <w:pStyle w:val="berschrift1"/>
-      </w:pPr>
-      <w:r>
-        <w:t xml:space="preserve">Anhang A - Referenzen</w:t>
-      </w:r>
-    </w:p>
-    <w:bookmarkStart w:id="103" w:name="refs"/>
-    <w:bookmarkStart w:id="89" w:name="ref-suibi2025"/>
-    <w:p>
-      <w:pPr>
-        <w:pStyle w:val="Bibliography"/>
-      </w:pPr>
-      <w:r>
-        <w:t xml:space="preserve">Agridea, und Bundesamt für Landwirtschaft BLW. 2025.</w:t>
+        <w:t xml:space="preserve">Semantische Interoperabilität bedeutet, dass die Bedeutung (die</w:t>
       </w:r>
       <w:r>
         <w:t xml:space="preserve"> </w:t>
@@ -7404,61 +7236,53 @@
           <w:i/>
           <w:iCs/>
         </w:rPr>
-        <w:t xml:space="preserve">Wegleitung Suisse-Bilanz: Version 1.20</w:t>
-      </w:r>
-      <w:r>
-        <w:t xml:space="preserve">. Agridea und Bundesamt f</w:t>
-      </w:r>
-      <w:r>
-        <w:t xml:space="preserve">ü</w:t>
-      </w:r>
-      <w:r>
-        <w:t xml:space="preserve">r Landwirtschaft BLW.</w:t>
-      </w:r>
-      <w:r>
-        <w:t xml:space="preserve"> </w:t>
-      </w:r>
-      <w:hyperlink r:id="rId88">
+        <w:t xml:space="preserve">Semantik</w:t>
+      </w:r>
+      <w:r>
+        <w:t xml:space="preserve">) einer Information beim Austausch zwischen Systemen erhalten bleibt</w:t>
+      </w:r>
+      <w:r>
+        <w:t xml:space="preserve"> </w:t>
+      </w:r>
+      <w:r>
+        <w:t xml:space="preserve">[</w:t>
+      </w:r>
+      <w:hyperlink w:anchor="ref-eif2017">
         <w:r>
           <w:rPr>
             <w:rStyle w:val="Hyperlink"/>
           </w:rPr>
-          <w:t xml:space="preserve">https://www.blw.admin.ch/dam/de/sd-web/PCfDBOdwjaOm/WegleitungSuisse-Bilanz1_20_D_DEF.pdf</w:t>
+          <w:t xml:space="preserve">EC17</w:t>
         </w:r>
       </w:hyperlink>
       <w:r>
+        <w:t xml:space="preserve">]</w:t>
+      </w:r>
+      <w:r>
         <w:t xml:space="preserve">.</w:t>
       </w:r>
-    </w:p>
-    <w:bookmarkEnd w:id="89"/>
-    <w:bookmarkStart w:id="91" w:name="ref-grud2017"/>
-    <w:p>
-      <w:pPr>
-        <w:pStyle w:val="Bibliography"/>
-      </w:pPr>
-      <w:r>
-        <w:t xml:space="preserve">Carlen, C., R. Flisch, C. Gilli, u. a. 2017.</w:t>
-      </w:r>
-      <w:r>
-        <w:t xml:space="preserve"> </w:t>
-      </w:r>
-      <w:r>
-        <w:t xml:space="preserve">«Grundlagen f</w:t>
-      </w:r>
-      <w:r>
-        <w:t xml:space="preserve">ü</w:t>
-      </w:r>
-      <w:r>
-        <w:t xml:space="preserve">r die D</w:t>
-      </w:r>
-      <w:r>
-        <w:t xml:space="preserve">ü</w:t>
-      </w:r>
-      <w:r>
-        <w:t xml:space="preserve">ngung landwirtschaftlicher Kulturen in der Schweiz (GRUD 2017)»</w:t>
-      </w:r>
-      <w:r>
-        <w:t xml:space="preserve">.</w:t>
+      <w:r>
+        <w:t xml:space="preserve"> </w:t>
+      </w:r>
+      <w:r>
+        <w:t xml:space="preserve">Die Mapping-Tabellen aus</w:t>
+      </w:r>
+      <w:r>
+        <w:t xml:space="preserve"> </w:t>
+      </w:r>
+      <w:hyperlink w:anchor="sec-mapping-tables">
+        <w:r>
+          <w:rPr>
+            <w:rStyle w:val="Hyperlink"/>
+          </w:rPr>
+          <w:t xml:space="preserve">Kapitel 4.2</w:t>
+        </w:r>
+      </w:hyperlink>
+      <w:r>
+        <w:t xml:space="preserve"> </w:t>
+      </w:r>
+      <w:r>
+        <w:t xml:space="preserve">bilden dafür ein sogenanntes</w:t>
       </w:r>
       <w:r>
         <w:t xml:space="preserve"> </w:t>
@@ -7468,337 +7292,76 @@
           <w:i/>
           <w:iCs/>
         </w:rPr>
-        <w:t xml:space="preserve">Agrarforschung Schweiz</w:t>
-      </w:r>
-      <w:r>
-        <w:t xml:space="preserve"> </w:t>
-      </w:r>
-      <w:r>
-        <w:t xml:space="preserve">8 (6).</w:t>
-      </w:r>
-      <w:r>
-        <w:t xml:space="preserve"> </w:t>
-      </w:r>
-      <w:hyperlink r:id="rId90">
+        <w:t xml:space="preserve">Alignment</w:t>
+      </w:r>
+      <w:r>
+        <w:t xml:space="preserve"> </w:t>
+      </w:r>
+      <w:r>
+        <w:t xml:space="preserve">zwischen den drei unabhängig entstandenen Kategorisierungssystemen der Direktzahlungen (DZ), der Nährstoffbilanz (NB) und des Pflanzenschutzmittelverzeichnisses (PSM); die verwendeten SKOS-Beziehungen entsprechen den Äquivalenz- und Hierarchie-Mappings nach</w:t>
+      </w:r>
+      <w:r>
+        <w:t xml:space="preserve"> </w:t>
+      </w:r>
+      <w:r>
+        <w:t xml:space="preserve">[</w:t>
+      </w:r>
+      <w:hyperlink w:anchor="ref-iso25964-2">
         <w:r>
           <w:rPr>
             <w:rStyle w:val="Hyperlink"/>
           </w:rPr>
-          <w:t xml:space="preserve">https://ira.agroscope.ch/de-CH/publication/52563</w:t>
+          <w:t xml:space="preserve">ISO 25964-2</w:t>
         </w:r>
       </w:hyperlink>
       <w:r>
-        <w:t xml:space="preserve">.</w:t>
-      </w:r>
-    </w:p>
-    <w:bookmarkEnd w:id="91"/>
-    <w:bookmarkStart w:id="92" w:name="ref-rdf"/>
-    <w:p>
-      <w:pPr>
-        <w:pStyle w:val="Bibliography"/>
-      </w:pPr>
-      <w:r>
-        <w:t xml:space="preserve">Cyganiak, Richard, David Wood, und Markus Lanthaler. 2014.</w:t>
-      </w:r>
-      <w:r>
-        <w:t xml:space="preserve"> </w:t>
-      </w:r>
-      <w:r>
-        <w:rPr>
-          <w:i/>
-          <w:iCs/>
-        </w:rPr>
-        <w:t xml:space="preserve">RDF</w:t>
-      </w:r>
-      <w:r>
-        <w:rPr>
-          <w:i/>
-          <w:iCs/>
-        </w:rPr>
-        <w:t xml:space="preserve"> </w:t>
-      </w:r>
-      <w:r>
-        <w:rPr>
-          <w:i/>
-          <w:iCs/>
-        </w:rPr>
-        <w:t xml:space="preserve">1.1 Concepts and Abstract Syntax</w:t>
-      </w:r>
-      <w:r>
-        <w:t xml:space="preserve">. W3C Recommendation. World Wide Web Consortium (W3C).</w:t>
-      </w:r>
-      <w:r>
-        <w:t xml:space="preserve"> </w:t>
-      </w:r>
-      <w:hyperlink r:id="rId72">
+        <w:t xml:space="preserve">;</w:t>
+      </w:r>
+      <w:r>
+        <w:t xml:space="preserve"> </w:t>
+      </w:r>
+      <w:hyperlink w:anchor="ref-skos">
         <w:r>
           <w:rPr>
             <w:rStyle w:val="Hyperlink"/>
           </w:rPr>
-          <w:t xml:space="preserve">https://www.w3.org/TR/rdf11-concepts/</w:t>
+          <w:t xml:space="preserve">SKOS</w:t>
         </w:r>
       </w:hyperlink>
       <w:r>
+        <w:t xml:space="preserve">]</w:t>
+      </w:r>
+      <w:r>
         <w:t xml:space="preserve">.</w:t>
       </w:r>
-    </w:p>
-    <w:bookmarkEnd w:id="92"/>
-    <w:bookmarkStart w:id="94" w:name="ref-eCH-0265:1.0.0"/>
-    <w:p>
-      <w:pPr>
-        <w:pStyle w:val="Bibliography"/>
-      </w:pPr>
-      <w:r>
-        <w:t xml:space="preserve">eCH-Fachgruppe AgriFood</w:t>
-      </w:r>
-      <w:r>
-        <w:t xml:space="preserve">. 2024.</w:t>
-      </w:r>
-      <w:r>
-        <w:t xml:space="preserve"> </w:t>
-      </w:r>
-      <w:r>
-        <w:rPr>
-          <w:i/>
-          <w:iCs/>
-        </w:rPr>
-        <w:t xml:space="preserve">eCH-0205</w:t>
-      </w:r>
-      <w:r>
-        <w:rPr>
-          <w:i/>
-          <w:iCs/>
-        </w:rPr>
-        <w:t xml:space="preserve"> </w:t>
-      </w:r>
-      <w:r>
-        <w:rPr>
-          <w:i/>
-          <w:iCs/>
-        </w:rPr>
-        <w:t xml:space="preserve">Datenstandard Agrardaten – Flächen und Kulturen</w:t>
-      </w:r>
-      <w:r>
-        <w:t xml:space="preserve">. eCH-Standard. Version 1.0.0. Verein eCH.</w:t>
-      </w:r>
-      <w:r>
-        <w:t xml:space="preserve"> </w:t>
-      </w:r>
-      <w:hyperlink r:id="rId93">
+      <w:r>
+        <w:t xml:space="preserve"> </w:t>
+      </w:r>
+      <w:r>
+        <w:t xml:space="preserve">Dieses Kapitel quantifiziert, wie weit die beschriebenen Kulturen ohne manuellen Eingriff in ein anderes System überführt werden können.</w:t>
+      </w:r>
+      <w:r>
+        <w:t xml:space="preserve"> </w:t>
+      </w:r>
+      <w:r>
+        <w:t xml:space="preserve">Berücksichtigt werden nur aktuell geltende Kulturen ohne Strukturierungsebenen: die Kulturkategorien bei Direktzahlungen und Nährstoffbilanz bleiben aussen vor, und im PSMV zählen nur die untersten Kulturen, nicht übergeordnete Gruppen wie «Getreide» oder «Wintergetreide» (</w:t>
+      </w:r>
+      <w:hyperlink w:anchor="fig-psm-hierarchy">
         <w:r>
           <w:rPr>
             <w:rStyle w:val="Hyperlink"/>
           </w:rPr>
-          <w:t xml:space="preserve">https://ech.ch/sites/default/files/imce/eCH-Dossier/eCH-Dossier_PDF_Publikationen/Hauptdokument/STAN_d_DEF_2024-02_07_eCH-0265_V1.0.0_Datenstandard_Agrardaten_Fl%C3%A4chenKulturen.pdf</w:t>
+          <w:t xml:space="preserve">Abbildung 2</w:t>
         </w:r>
       </w:hyperlink>
       <w:r>
-        <w:t xml:space="preserve">.</w:t>
-      </w:r>
-    </w:p>
-    <w:bookmarkEnd w:id="94"/>
-    <w:bookmarkStart w:id="96" w:name="ref-eCH-0205:1.0.0"/>
-    <w:p>
-      <w:pPr>
-        <w:pStyle w:val="Bibliography"/>
-      </w:pPr>
-      <w:r>
-        <w:t xml:space="preserve">eCH-Fachgruppe Open Government Data</w:t>
-      </w:r>
-      <w:r>
-        <w:t xml:space="preserve">. 2018.</w:t>
-      </w:r>
-      <w:r>
-        <w:t xml:space="preserve"> </w:t>
+        <w:t xml:space="preserve">).</w:t>
       </w:r>
       <w:r>
         <w:rPr>
-          <w:i/>
-          <w:iCs/>
+          <w:rStyle w:val="FootnoteReference"/>
         </w:rPr>
-        <w:t xml:space="preserve">eCH-0205</w:t>
-      </w:r>
-      <w:r>
-        <w:rPr>
-          <w:i/>
-          <w:iCs/>
-        </w:rPr>
-        <w:t xml:space="preserve"> </w:t>
-      </w:r>
-      <w:r>
-        <w:rPr>
-          <w:i/>
-          <w:iCs/>
-        </w:rPr>
-        <w:t xml:space="preserve">Linked Open Data</w:t>
-      </w:r>
-      <w:r>
-        <w:t xml:space="preserve">. eCH-Hilfsmittel. Version 1.0.0. Verein eCH.</w:t>
-      </w:r>
-      <w:r>
-        <w:t xml:space="preserve"> </w:t>
-      </w:r>
-      <w:hyperlink r:id="rId95">
-        <w:r>
-          <w:rPr>
-            <w:rStyle w:val="Hyperlink"/>
-          </w:rPr>
-          <w:t xml:space="preserve">https://www.ech.ch/sites/default/files/dosvers/hauptdokument/AUXI_e_DEF_2018-03-13_eCH-0205_V1.0_Linked%20Open%20Data.pdf</w:t>
-        </w:r>
-      </w:hyperlink>
-      <w:r>
-        <w:t xml:space="preserve">.</w:t>
-      </w:r>
-    </w:p>
-    <w:bookmarkEnd w:id="96"/>
-    <w:bookmarkStart w:id="98" w:name="ref-francart2020shacl"/>
-    <w:p>
-      <w:pPr>
-        <w:pStyle w:val="Bibliography"/>
-      </w:pPr>
-      <w:r>
-        <w:t xml:space="preserve">Francart, Thomas. 2020.</w:t>
-      </w:r>
-      <w:r>
-        <w:t xml:space="preserve"> </w:t>
-      </w:r>
-      <w:r>
-        <w:rPr>
-          <w:i/>
-          <w:iCs/>
-        </w:rPr>
-        <w:t xml:space="preserve">SHACL Play!</w:t>
-      </w:r>
-      <w:r>
-        <w:t xml:space="preserve"> Sparna, released.</w:t>
-      </w:r>
-      <w:r>
-        <w:t xml:space="preserve"> </w:t>
-      </w:r>
-      <w:hyperlink r:id="rId97">
-        <w:r>
-          <w:rPr>
-            <w:rStyle w:val="Hyperlink"/>
-          </w:rPr>
-          <w:t xml:space="preserve">https://shacl-play.sparna.fr/</w:t>
-        </w:r>
-      </w:hyperlink>
-      <w:r>
-        <w:t xml:space="preserve">.</w:t>
-      </w:r>
-    </w:p>
-    <w:bookmarkEnd w:id="98"/>
-    <w:bookmarkStart w:id="100" w:name="ref-shacl"/>
-    <w:p>
-      <w:pPr>
-        <w:pStyle w:val="Bibliography"/>
-      </w:pPr>
-      <w:r>
-        <w:t xml:space="preserve">Knublauch, Holger, und Dimitris Kontokostas. 2017.</w:t>
-      </w:r>
-      <w:r>
-        <w:t xml:space="preserve"> </w:t>
-      </w:r>
-      <w:r>
-        <w:rPr>
-          <w:i/>
-          <w:iCs/>
-        </w:rPr>
-        <w:t xml:space="preserve">Shapes Constraint Language (</w:t>
-      </w:r>
-      <w:r>
-        <w:rPr>
-          <w:i/>
-          <w:iCs/>
-        </w:rPr>
-        <w:t xml:space="preserve">SHACL</w:t>
-      </w:r>
-      <w:r>
-        <w:rPr>
-          <w:i/>
-          <w:iCs/>
-        </w:rPr>
-        <w:t xml:space="preserve">)</w:t>
-      </w:r>
-      <w:r>
-        <w:t xml:space="preserve">. W3C Recommendation. World Wide Web Consortium (W3C).</w:t>
-      </w:r>
-      <w:r>
-        <w:t xml:space="preserve"> </w:t>
-      </w:r>
-      <w:hyperlink r:id="rId99">
-        <w:r>
-          <w:rPr>
-            <w:rStyle w:val="Hyperlink"/>
-          </w:rPr>
-          <w:t xml:space="preserve">https://www.w3.org/TR/shacl/</w:t>
-        </w:r>
-      </w:hyperlink>
-      <w:r>
-        <w:t xml:space="preserve">.</w:t>
-      </w:r>
-    </w:p>
-    <w:bookmarkEnd w:id="100"/>
-    <w:bookmarkStart w:id="102" w:name="ref-owl2"/>
-    <w:p>
-      <w:pPr>
-        <w:pStyle w:val="Bibliography"/>
-      </w:pPr>
-      <w:r>
-        <w:t xml:space="preserve">W3C OWL Working Group. 2012.</w:t>
-      </w:r>
-      <w:r>
-        <w:t xml:space="preserve"> </w:t>
-      </w:r>
-      <w:r>
-        <w:rPr>
-          <w:i/>
-          <w:iCs/>
-        </w:rPr>
-        <w:t xml:space="preserve">OWL</w:t>
-      </w:r>
-      <w:r>
-        <w:rPr>
-          <w:i/>
-          <w:iCs/>
-        </w:rPr>
-        <w:t xml:space="preserve"> </w:t>
-      </w:r>
-      <w:r>
-        <w:rPr>
-          <w:i/>
-          <w:iCs/>
-        </w:rPr>
-        <w:t xml:space="preserve">2 Web Ontology Language Document Overview (Second Edition)</w:t>
-      </w:r>
-      <w:r>
-        <w:t xml:space="preserve">. W3C Recommendation. World Wide Web Consortium (W3C).</w:t>
-      </w:r>
-      <w:r>
-        <w:t xml:space="preserve"> </w:t>
-      </w:r>
-      <w:hyperlink r:id="rId101">
-        <w:r>
-          <w:rPr>
-            <w:rStyle w:val="Hyperlink"/>
-          </w:rPr>
-          <w:t xml:space="preserve">https://www.w3.org/TR/owl2-overview/</w:t>
-        </w:r>
-      </w:hyperlink>
-      <w:r>
-        <w:t xml:space="preserve">.</w:t>
-      </w:r>
-    </w:p>
-    <w:bookmarkEnd w:id="102"/>
-    <w:bookmarkEnd w:id="103"/>
-    <w:bookmarkEnd w:id="104"/>
-    <w:bookmarkStart w:id="106" w:name="sec-appendix-b"/>
-    <w:p>
-      <w:pPr>
-        <w:pStyle w:val="berschrift1"/>
-      </w:pPr>
-      <w:r>
-        <w:t xml:space="preserve">Anhang B - Mitwirkung und Prüfung</w:t>
+        <w:footnoteReference w:id="85"/>
       </w:r>
     </w:p>
     <w:tbl>
@@ -7814,7 +7377,55 @@
       <w:tr>
         <w:tc>
           <w:tcPr/>
-          <w:bookmarkStart w:id="105" w:name="tbl-authors"/>
+          <w:bookmarkStart w:id="89" w:name="fig-psm-hierarchy"/>
+          <w:p>
+            <w:pPr>
+              <w:pStyle w:val="Compact"/>
+              <w:jc w:val="center"/>
+            </w:pPr>
+            <w:r>
+              <w:drawing>
+                <wp:inline>
+                  <wp:extent cx="6299200" cy="4724400"/>
+                  <wp:effectExtent b="0" l="0" r="0" t="0"/>
+                  <wp:docPr descr="" title="" id="87" name="Picture"/>
+                  <a:graphic>
+                    <a:graphicData uri="http://schemas.openxmlformats.org/drawingml/2006/picture">
+                      <pic:pic>
+                        <pic:nvPicPr>
+                          <pic:cNvPr descr="index_files/figure-docx/fig-psm-hierarchy-1.png" id="88" name="Picture"/>
+                          <pic:cNvPicPr>
+                            <a:picLocks noChangeArrowheads="1" noChangeAspect="1"/>
+                          </pic:cNvPicPr>
+                        </pic:nvPicPr>
+                        <pic:blipFill>
+                          <a:blip r:embed="rId86"/>
+                          <a:stretch>
+                            <a:fillRect/>
+                          </a:stretch>
+                        </pic:blipFill>
+                        <pic:spPr bwMode="auto">
+                          <a:xfrm>
+                            <a:off x="0" y="0"/>
+                            <a:ext cx="6299200" cy="4724400"/>
+                          </a:xfrm>
+                          <a:prstGeom prst="rect">
+                            <a:avLst/>
+                          </a:prstGeom>
+                          <a:noFill/>
+                          <a:ln w="9525">
+                            <a:noFill/>
+                            <a:headEnd/>
+                            <a:tailEnd/>
+                          </a:ln>
+                        </pic:spPr>
+                      </pic:pic>
+                    </a:graphicData>
+                  </a:graphic>
+                </wp:inline>
+              </w:drawing>
+            </w:r>
+          </w:p>
           <w:p>
             <w:pPr>
               <w:jc w:val="center"/>
@@ -7825,7 +7436,1803 @@
               <w:pStyle w:val="ImageCaption"/>
             </w:pPr>
             <w:r>
-              <w:t xml:space="preserve">Tabelle 11: Autoren und Revision</w:t>
+              <w:t xml:space="preserve">Abbildung 2: Ausschnitt aus der Hierarchie der Kulturen im Pflanzenschutzmittelverzeichnis: die oberste Gruppe «Feldbau allg.» mit allen Untergruppen und Kulturen des Ackerbaus. Gezeigt ist damit nur ein kleiner Teil der Taxonomie; das Verzeichnis umfasst über 300 Kulturen in mehr als 20 obersten Gruppen. Grau gefüllte Knoten sind unterste Kulturen; nur sie gehen in die Kennzahlen dieses Kapitels ein. Umrandete Knoten sind übergeordnete Gruppen, die weder bei der Abbildbarkeit noch bei der Abdeckung mitzählen. Kulturen mit zwei Übergruppen, etwa «Winterroggen» unter «Roggen» und «Wintergetreide», sind mit beiden verbunden.</w:t>
+            </w:r>
+          </w:p>
+          <w:bookmarkEnd w:id="89"/>
+        </w:tc>
+      </w:tr>
+    </w:tbl>
+    <w:p>
+      <w:pPr>
+        <w:pStyle w:val="Textkrper"/>
+      </w:pPr>
+      <w:r>
+        <w:t xml:space="preserve">Die Kultur eines Quellsystems gilt als</w:t>
+      </w:r>
+      <w:r>
+        <w:t xml:space="preserve"> </w:t>
+      </w:r>
+      <w:r>
+        <w:rPr>
+          <w:i/>
+          <w:iCs/>
+        </w:rPr>
+        <w:t xml:space="preserve">deterministisch abbildbar</w:t>
+      </w:r>
+      <w:r>
+        <w:t xml:space="preserve"> </w:t>
+      </w:r>
+      <w:r>
+        <w:t xml:space="preserve">in ein Zielsystem, wenn mindestens ein</w:t>
+      </w:r>
+      <w:r>
+        <w:t xml:space="preserve"> </w:t>
+      </w:r>
+      <w:r>
+        <w:rPr>
+          <w:rStyle w:val="VerbatimChar"/>
+        </w:rPr>
+        <w:t xml:space="preserve">skos:exactMatch</w:t>
+      </w:r>
+      <w:r>
+        <w:t xml:space="preserve"> </w:t>
+      </w:r>
+      <w:r>
+        <w:t xml:space="preserve">oder mindestens ein</w:t>
+      </w:r>
+      <w:r>
+        <w:t xml:space="preserve"> </w:t>
+      </w:r>
+      <w:r>
+        <w:rPr>
+          <w:rStyle w:val="VerbatimChar"/>
+        </w:rPr>
+        <w:t xml:space="preserve">skos:broadMatch</w:t>
+      </w:r>
+      <w:r>
+        <w:t xml:space="preserve"> </w:t>
+      </w:r>
+      <w:r>
+        <w:t xml:space="preserve">zu einer Kultur des Zielsystems vorliegt.</w:t>
+      </w:r>
+      <w:r>
+        <w:t xml:space="preserve"> </w:t>
+      </w:r>
+      <w:r>
+        <w:t xml:space="preserve">Diese Überführung mittels</w:t>
+      </w:r>
+      <w:r>
+        <w:t xml:space="preserve"> </w:t>
+      </w:r>
+      <w:r>
+        <w:rPr>
+          <w:rStyle w:val="VerbatimChar"/>
+        </w:rPr>
+        <w:t xml:space="preserve">skos:exactMatch</w:t>
+      </w:r>
+      <w:r>
+        <w:t xml:space="preserve"> </w:t>
+      </w:r>
+      <w:r>
+        <w:t xml:space="preserve">ist verlustfrei; ein</w:t>
+      </w:r>
+      <w:r>
+        <w:t xml:space="preserve"> </w:t>
+      </w:r>
+      <w:r>
+        <w:rPr>
+          <w:rStyle w:val="VerbatimChar"/>
+        </w:rPr>
+        <w:t xml:space="preserve">skos:broadMatch</w:t>
+      </w:r>
+      <w:r>
+        <w:t xml:space="preserve"> </w:t>
+      </w:r>
+      <w:r>
+        <w:t xml:space="preserve">ordnet die Kultur einer allgemeineren Kategorie zu, etwa «Winterraps zur Speiseölgewinnung» (Direktzahlungen) hin zu «Winterraps» (Pflanzenschutzmittelverzeichnis):</w:t>
+      </w:r>
+      <w:r>
+        <w:t xml:space="preserve"> </w:t>
+      </w:r>
+      <w:r>
+        <w:t xml:space="preserve">Detailinformation geht dabei verloren, das Ziel ist aber ohne Zusatzwissen eindeutig.</w:t>
+      </w:r>
+    </w:p>
+    <w:p>
+      <w:pPr>
+        <w:pStyle w:val="Textkrper"/>
+      </w:pPr>
+      <w:r>
+        <w:t xml:space="preserve">Liegt hingegen ein</w:t>
+      </w:r>
+      <w:r>
+        <w:t xml:space="preserve"> </w:t>
+      </w:r>
+      <w:r>
+        <w:rPr>
+          <w:rStyle w:val="VerbatimChar"/>
+        </w:rPr>
+        <w:t xml:space="preserve">skos:narrowMatch</w:t>
+      </w:r>
+      <w:r>
+        <w:t xml:space="preserve"> </w:t>
+      </w:r>
+      <w:r>
+        <w:t xml:space="preserve">vor, ist das Ziel spezifischer als die Quelle, und die Auswahl unter den Kandidaten erfordert Information, die in den Quelldaten fehlt.</w:t>
+      </w:r>
+      <w:r>
+        <w:t xml:space="preserve"> </w:t>
+      </w:r>
+      <w:r>
+        <w:t xml:space="preserve">So kann «Hafer» (Direktzahlungen) nur mit Kenntnis des Saatzeitpunkets auf «Sommerhafer» (Pflanzenschutzmittelverzeichnis) abgebildet werden, ein altbekanntes Problem beim Mapping zwischen Vokabularen unterschiedlicher Granularität</w:t>
+      </w:r>
+      <w:r>
+        <w:t xml:space="preserve"> </w:t>
+      </w:r>
+      <w:r>
+        <w:t xml:space="preserve">[</w:t>
+      </w:r>
+      <w:hyperlink w:anchor="ref-doerr2001semantic">
+        <w:r>
+          <w:rPr>
+            <w:rStyle w:val="Hyperlink"/>
+          </w:rPr>
+          <w:t xml:space="preserve">Doer01</w:t>
+        </w:r>
+      </w:hyperlink>
+      <w:r>
+        <w:t xml:space="preserve">;</w:t>
+      </w:r>
+      <w:r>
+        <w:t xml:space="preserve"> </w:t>
+      </w:r>
+      <w:hyperlink w:anchor="ref-zeng2004trends">
+        <w:r>
+          <w:rPr>
+            <w:rStyle w:val="Hyperlink"/>
+          </w:rPr>
+          <w:t xml:space="preserve">ZeCh04</w:t>
+        </w:r>
+      </w:hyperlink>
+      <w:r>
+        <w:t xml:space="preserve">]</w:t>
+      </w:r>
+      <w:r>
+        <w:t xml:space="preserve">.</w:t>
+      </w:r>
+    </w:p>
+    <w:p>
+      <w:pPr>
+        <w:pStyle w:val="Textkrper"/>
+      </w:pPr>
+      <w:r>
+        <w:t xml:space="preserve">Aus Sicht des Zielsystems ist eine solche Kultur nur als Aggregat erreichbar.</w:t>
+      </w:r>
+      <w:r>
+        <w:t xml:space="preserve"> </w:t>
+      </w:r>
+      <w:r>
+        <w:t xml:space="preserve">Die</w:t>
+      </w:r>
+      <w:r>
+        <w:t xml:space="preserve"> </w:t>
+      </w:r>
+      <w:r>
+        <w:rPr>
+          <w:i/>
+          <w:iCs/>
+        </w:rPr>
+        <w:t xml:space="preserve">deterministische Abbildbarkeit</w:t>
+      </w:r>
+      <w:r>
+        <w:t xml:space="preserve"> </w:t>
+      </w:r>
+      <w:r>
+        <w:t xml:space="preserve">ist der Anteil der deterministisch abbildbaren Kulturen an allen Kulturen des Quellsystems; sie ist gerichtet, weil eine Aggregation nur in eine Richtung eindeutig ist.</w:t>
+      </w:r>
+      <w:r>
+        <w:t xml:space="preserve"> </w:t>
+      </w:r>
+      <w:hyperlink w:anchor="fig-mappability">
+        <w:r>
+          <w:rPr>
+            <w:rStyle w:val="Hyperlink"/>
+          </w:rPr>
+          <w:t xml:space="preserve">Abbildung 3</w:t>
+        </w:r>
+      </w:hyperlink>
+      <w:r>
+        <w:t xml:space="preserve"> </w:t>
+      </w:r>
+      <w:r>
+        <w:t xml:space="preserve">stellt deshalb jeweils beide Systeme eines Paars gegenüber.</w:t>
+      </w:r>
+    </w:p>
+    <w:tbl>
+      <w:tblPr>
+        <w:tblStyle w:val="Table"/>
+        <w:tblW w:type="pct" w:w="5000"/>
+        <w:tblLayout w:type="fixed"/>
+        <w:tblLook w:firstRow="0" w:lastRow="0" w:firstColumn="0" w:lastColumn="0" w:noHBand="0" w:noVBand="0" w:val="0000"/>
+      </w:tblPr>
+      <w:tblGrid>
+        <w:gridCol w:w="7920"/>
+      </w:tblGrid>
+      <w:tr>
+        <w:tc>
+          <w:tcPr/>
+          <w:bookmarkStart w:id="93" w:name="fig-mappability"/>
+          <w:p>
+            <w:pPr>
+              <w:pStyle w:val="Compact"/>
+              <w:jc w:val="center"/>
+            </w:pPr>
+            <w:r>
+              <w:drawing>
+                <wp:inline>
+                  <wp:extent cx="6299200" cy="4199466"/>
+                  <wp:effectExtent b="0" l="0" r="0" t="0"/>
+                  <wp:docPr descr="" title="" id="91" name="Picture"/>
+                  <a:graphic>
+                    <a:graphicData uri="http://schemas.openxmlformats.org/drawingml/2006/picture">
+                      <pic:pic>
+                        <pic:nvPicPr>
+                          <pic:cNvPr descr="index_files/figure-docx/fig-mappability-1.png" id="92" name="Picture"/>
+                          <pic:cNvPicPr>
+                            <a:picLocks noChangeArrowheads="1" noChangeAspect="1"/>
+                          </pic:cNvPicPr>
+                        </pic:nvPicPr>
+                        <pic:blipFill>
+                          <a:blip r:embed="rId90"/>
+                          <a:stretch>
+                            <a:fillRect/>
+                          </a:stretch>
+                        </pic:blipFill>
+                        <pic:spPr bwMode="auto">
+                          <a:xfrm>
+                            <a:off x="0" y="0"/>
+                            <a:ext cx="6299200" cy="4199466"/>
+                          </a:xfrm>
+                          <a:prstGeom prst="rect">
+                            <a:avLst/>
+                          </a:prstGeom>
+                          <a:noFill/>
+                          <a:ln w="9525">
+                            <a:noFill/>
+                            <a:headEnd/>
+                            <a:tailEnd/>
+                          </a:ln>
+                        </pic:spPr>
+                      </pic:pic>
+                    </a:graphicData>
+                  </a:graphic>
+                </wp:inline>
+              </w:drawing>
+            </w:r>
+          </w:p>
+          <w:p>
+            <w:pPr>
+              <w:jc w:val="center"/>
+            </w:pPr>
+            <w:pPr>
+              <w:jc w:val="left"/>
+              <w:spacing w:before="200"/>
+              <w:pStyle w:val="ImageCaption"/>
+            </w:pPr>
+            <w:r>
+              <w:t xml:space="preserve">Abbildung 3: Beziehung der Kulturen eines Quellsystems zu den Kulturen eines Zielsystems für die drei Paare zwischen den Bereichen Direktzahlungen (DZ), Nährstoffbilanz (NB) und Pflanzenschutzmittelverzeichnis (PSM). Jeder Balken zeigt die N geltenden Kulturen des Quellsystems und ihre Beziehung zum Zielsystem: exakt verknüpft (</w:t>
+            </w:r>
+            <w:r>
+              <w:rPr>
+                <w:rStyle w:val="VerbatimChar"/>
+              </w:rPr>
+              <w:t xml:space="preserve">skos:exactMatch</w:t>
+            </w:r>
+            <w:r>
+              <w:t xml:space="preserve">), deterministisch aggregierbar (</w:t>
+            </w:r>
+            <w:r>
+              <w:rPr>
+                <w:rStyle w:val="VerbatimChar"/>
+              </w:rPr>
+              <w:t xml:space="preserve">skos:broadMatch</w:t>
+            </w:r>
+            <w:r>
+              <w:t xml:space="preserve">), nur als Aggregat erreichbar (</w:t>
+            </w:r>
+            <w:r>
+              <w:rPr>
+                <w:rStyle w:val="VerbatimChar"/>
+              </w:rPr>
+              <w:t xml:space="preserve">skos:broadMatch</w:t>
+            </w:r>
+            <w:r>
+              <w:t xml:space="preserve">) oder nicht verknüpft. Zahlen sind Anteile in Prozent mit der Anzahl Kulturen in Klammern; die schwarze Markierung ist die deterministische Abbildbarkeit.</w:t>
+            </w:r>
+          </w:p>
+          <w:bookmarkEnd w:id="93"/>
+        </w:tc>
+      </w:tr>
+    </w:tbl>
+    <w:p>
+      <w:pPr>
+        <w:pStyle w:val="Textkrper"/>
+      </w:pPr>
+      <w:r>
+        <w:t xml:space="preserve">Am höchsten ist die deterministische Abbildbarkeit für NB/DZ hin zum PSM-Verzeichnis.</w:t>
+      </w:r>
+      <w:r>
+        <w:t xml:space="preserve"> </w:t>
+      </w:r>
+      <w:r>
+        <w:t xml:space="preserve">Sie beruht überwiegend auf Aggregationen in sehr allgemeine PSM-Kulturen wie «Offene Ackerfläche» oder «Grünfläche» und ist damit nur ein grober Indikator für die Interoperabilität mit dem Pflanzenschutzmittelverzeichnis.</w:t>
+      </w:r>
+      <w:r>
+        <w:t xml:space="preserve"> </w:t>
+      </w:r>
+      <w:r>
+        <w:t xml:space="preserve">In der Gegenrichtung ist eine solche PSM-Kultur nur als Aggregat erreichbar (dunkelgrau) und lässt sich nicht eindeutig auf eine NB- oder DZ-Kultur auflösen.</w:t>
+      </w:r>
+      <w:r>
+        <w:t xml:space="preserve"> </w:t>
+      </w:r>
+      <w:r>
+        <w:t xml:space="preserve">Hellgrau markierte Kulturen bleiben in beiden Richtungen unerreicht, etwa Heil- und Gewürzpflanzen wie «Süssdolde» oder «Wolliger Fingerhut» im PSMV oder Bilanzpositionen wie «Zwischenfutter» in der NB; die</w:t>
+      </w:r>
+      <w:r>
+        <w:t xml:space="preserve"> </w:t>
+      </w:r>
+      <w:r>
+        <w:rPr>
+          <w:i/>
+          <w:iCs/>
+        </w:rPr>
+        <w:t xml:space="preserve">Abdeckung</w:t>
+      </w:r>
+      <w:r>
+        <w:t xml:space="preserve"> </w:t>
+      </w:r>
+      <w:r>
+        <w:t xml:space="preserve">in</w:t>
+      </w:r>
+      <w:r>
+        <w:t xml:space="preserve"> </w:t>
+      </w:r>
+      <w:hyperlink w:anchor="tbl-interoperability">
+        <w:r>
+          <w:rPr>
+            <w:rStyle w:val="Hyperlink"/>
+          </w:rPr>
+          <w:t xml:space="preserve">Tabelle 11</w:t>
+        </w:r>
+      </w:hyperlink>
+      <w:r>
+        <w:t xml:space="preserve"> </w:t>
+      </w:r>
+      <w:r>
+        <w:t xml:space="preserve">beziffert den Anteil der Zielkulturen, die von einem Quellsystem aus erreicht werden.</w:t>
+      </w:r>
+    </w:p>
+    <w:p>
+      <w:pPr>
+        <w:pStyle w:val="Textkrper"/>
+      </w:pPr>
+      <w:r>
+        <w:t xml:space="preserve">Die Abbildbarkeit in DZ ist in beiden Richtungen gering, weil DZ auch Landnutzungen wie Biodiversitätsförderflächen, Sömmerungsflächen oder Einzelelemente typisiert, die in den anderen Systemen kein Gegenstück haben.</w:t>
+      </w:r>
+      <w:r>
+        <w:t xml:space="preserve"> </w:t>
+      </w:r>
+      <w:r>
+        <w:t xml:space="preserve">Ackerfläche und Dauergrünfläche lassen sich praktisch vollständig ins Pflanzenschutzmittelverzeichnis überführen, Sömmerungsflächen hingegen kaum.</w:t>
+      </w:r>
+    </w:p>
+    <w:tbl>
+      <w:tblPr>
+        <w:tblStyle w:val="Table"/>
+        <w:tblW w:type="pct" w:w="5000"/>
+        <w:tblLayout w:type="fixed"/>
+        <w:tblLook w:firstRow="0" w:lastRow="0" w:firstColumn="0" w:lastColumn="0" w:noHBand="0" w:noVBand="0" w:val="0000"/>
+      </w:tblPr>
+      <w:tblGrid>
+        <w:gridCol w:w="7920"/>
+      </w:tblGrid>
+      <w:tr>
+        <w:tc>
+          <w:tcPr/>
+          <w:bookmarkStart w:id="94" w:name="tbl-interoperability"/>
+          <w:p>
+            <w:pPr>
+              <w:jc w:val="center"/>
+            </w:pPr>
+            <w:pPr>
+              <w:jc w:val="left"/>
+              <w:spacing w:before="200"/>
+              <w:pStyle w:val="ImageCaption"/>
+            </w:pPr>
+            <w:r>
+              <w:t xml:space="preserve">Tabelle 11: Interoperabilitätskennzahlen zwischen Direktzahlungen (DZ), Nährstoffbilanz (NB) und Pflanzenschutzmittelverzeichnis (PSM): Anzahl geltender Kulturen im Quellsystem (N), Anteil exakt verknüpfter Kulturen (Exakt), deterministische Abbildbarkeit (Abbildbar) und Abdeckung des Zielsystems (Abdeckung).</w:t>
+            </w:r>
+          </w:p>
+          <w:tbl>
+            <w:tblPr>
+              <w:tblStyle w:val="Table"/>
+              <w:tblW w:type="pct" w:w="5000"/>
+              <w:tblLayout w:type="fixed"/>
+              <w:tblLook w:firstRow="1" w:lastRow="0" w:firstColumn="0" w:lastColumn="0" w:noHBand="0" w:noVBand="0" w:val="0020"/>
+            </w:tblPr>
+            <w:tblGrid>
+              <w:gridCol w:w="1584"/>
+              <w:gridCol w:w="1267"/>
+              <w:gridCol w:w="1267"/>
+              <w:gridCol w:w="1267"/>
+              <w:gridCol w:w="1267"/>
+              <w:gridCol w:w="1267"/>
+            </w:tblGrid>
+            <w:tr>
+              <w:trPr>
+                <w:tblHeader w:val="on"/>
+              </w:trPr>
+              <w:tc>
+                <w:tcPr/>
+                <w:p>
+                  <w:pPr>
+                    <w:pStyle w:val="Compact"/>
+                    <w:jc w:val="left"/>
+                    <w:jc w:val="center"/>
+                  </w:pPr>
+                  <w:r>
+                    <w:t xml:space="preserve">Quellsystem</w:t>
+                  </w:r>
+                </w:p>
+              </w:tc>
+              <w:tc>
+                <w:tcPr/>
+                <w:p>
+                  <w:pPr>
+                    <w:pStyle w:val="Compact"/>
+                    <w:jc w:val="left"/>
+                    <w:jc w:val="center"/>
+                  </w:pPr>
+                  <w:r>
+                    <w:t xml:space="preserve">Zielsystem</w:t>
+                  </w:r>
+                </w:p>
+              </w:tc>
+              <w:tc>
+                <w:tcPr/>
+                <w:p>
+                  <w:pPr>
+                    <w:pStyle w:val="Compact"/>
+                    <w:jc w:val="right"/>
+                    <w:jc w:val="center"/>
+                  </w:pPr>
+                  <w:r>
+                    <w:t xml:space="preserve">N</w:t>
+                  </w:r>
+                </w:p>
+              </w:tc>
+              <w:tc>
+                <w:tcPr/>
+                <w:p>
+                  <w:pPr>
+                    <w:pStyle w:val="Compact"/>
+                    <w:jc w:val="right"/>
+                    <w:jc w:val="center"/>
+                  </w:pPr>
+                  <w:r>
+                    <w:t xml:space="preserve">Exakt</w:t>
+                  </w:r>
+                </w:p>
+              </w:tc>
+              <w:tc>
+                <w:tcPr/>
+                <w:p>
+                  <w:pPr>
+                    <w:pStyle w:val="Compact"/>
+                    <w:jc w:val="right"/>
+                    <w:jc w:val="center"/>
+                  </w:pPr>
+                  <w:r>
+                    <w:t xml:space="preserve">Abbildbar</w:t>
+                  </w:r>
+                </w:p>
+              </w:tc>
+              <w:tc>
+                <w:tcPr/>
+                <w:p>
+                  <w:pPr>
+                    <w:pStyle w:val="Compact"/>
+                    <w:jc w:val="right"/>
+                    <w:jc w:val="center"/>
+                  </w:pPr>
+                  <w:r>
+                    <w:t xml:space="preserve">Abdeckung</w:t>
+                  </w:r>
+                </w:p>
+              </w:tc>
+            </w:tr>
+            <w:tr>
+              <w:tc>
+                <w:tcPr/>
+                <w:p>
+                  <w:pPr>
+                    <w:pStyle w:val="Compact"/>
+                    <w:jc w:val="left"/>
+                    <w:jc w:val="center"/>
+                  </w:pPr>
+                  <w:r>
+                    <w:t xml:space="preserve">NB</w:t>
+                  </w:r>
+                </w:p>
+              </w:tc>
+              <w:tc>
+                <w:tcPr/>
+                <w:p>
+                  <w:pPr>
+                    <w:pStyle w:val="Compact"/>
+                    <w:jc w:val="left"/>
+                    <w:jc w:val="center"/>
+                  </w:pPr>
+                  <w:r>
+                    <w:t xml:space="preserve">PSM</w:t>
+                  </w:r>
+                </w:p>
+              </w:tc>
+              <w:tc>
+                <w:tcPr/>
+                <w:p>
+                  <w:pPr>
+                    <w:pStyle w:val="Compact"/>
+                    <w:jc w:val="right"/>
+                    <w:jc w:val="center"/>
+                  </w:pPr>
+                  <w:r>
+                    <w:t xml:space="preserve">314</w:t>
+                  </w:r>
+                </w:p>
+              </w:tc>
+              <w:tc>
+                <w:tcPr/>
+                <w:p>
+                  <w:pPr>
+                    <w:pStyle w:val="Compact"/>
+                    <w:jc w:val="right"/>
+                    <w:jc w:val="center"/>
+                  </w:pPr>
+                  <w:r>
+                    <w:t xml:space="preserve">15.6%</w:t>
+                  </w:r>
+                </w:p>
+              </w:tc>
+              <w:tc>
+                <w:tcPr/>
+                <w:p>
+                  <w:pPr>
+                    <w:pStyle w:val="Compact"/>
+                    <w:jc w:val="right"/>
+                    <w:jc w:val="center"/>
+                  </w:pPr>
+                  <w:r>
+                    <w:t xml:space="preserve">71.3%</w:t>
+                  </w:r>
+                </w:p>
+              </w:tc>
+              <w:tc>
+                <w:tcPr/>
+                <w:p>
+                  <w:pPr>
+                    <w:pStyle w:val="Compact"/>
+                    <w:jc w:val="right"/>
+                    <w:jc w:val="center"/>
+                  </w:pPr>
+                  <w:r>
+                    <w:t xml:space="preserve">40.8%</w:t>
+                  </w:r>
+                </w:p>
+              </w:tc>
+            </w:tr>
+            <w:tr>
+              <w:tc>
+                <w:tcPr/>
+                <w:p>
+                  <w:pPr>
+                    <w:pStyle w:val="Compact"/>
+                    <w:jc w:val="left"/>
+                    <w:jc w:val="center"/>
+                  </w:pPr>
+                  <w:r>
+                    <w:t xml:space="preserve">DZ</w:t>
+                  </w:r>
+                </w:p>
+              </w:tc>
+              <w:tc>
+                <w:tcPr/>
+                <w:p>
+                  <w:pPr>
+                    <w:pStyle w:val="Compact"/>
+                    <w:jc w:val="left"/>
+                    <w:jc w:val="center"/>
+                  </w:pPr>
+                  <w:r>
+                    <w:t xml:space="preserve">PSM</w:t>
+                  </w:r>
+                </w:p>
+              </w:tc>
+              <w:tc>
+                <w:tcPr/>
+                <w:p>
+                  <w:pPr>
+                    <w:pStyle w:val="Compact"/>
+                    <w:jc w:val="right"/>
+                    <w:jc w:val="center"/>
+                  </w:pPr>
+                  <w:r>
+                    <w:t xml:space="preserve">159</w:t>
+                  </w:r>
+                </w:p>
+              </w:tc>
+              <w:tc>
+                <w:tcPr/>
+                <w:p>
+                  <w:pPr>
+                    <w:pStyle w:val="Compact"/>
+                    <w:jc w:val="right"/>
+                    <w:jc w:val="center"/>
+                  </w:pPr>
+                  <w:r>
+                    <w:t xml:space="preserve">13.8%</w:t>
+                  </w:r>
+                </w:p>
+              </w:tc>
+              <w:tc>
+                <w:tcPr/>
+                <w:p>
+                  <w:pPr>
+                    <w:pStyle w:val="Compact"/>
+                    <w:jc w:val="right"/>
+                    <w:jc w:val="center"/>
+                  </w:pPr>
+                  <w:r>
+                    <w:t xml:space="preserve">59.7%</w:t>
+                  </w:r>
+                </w:p>
+              </w:tc>
+              <w:tc>
+                <w:tcPr/>
+                <w:p>
+                  <w:pPr>
+                    <w:pStyle w:val="Compact"/>
+                    <w:jc w:val="right"/>
+                    <w:jc w:val="center"/>
+                  </w:pPr>
+                  <w:r>
+                    <w:t xml:space="preserve">14.2%</w:t>
+                  </w:r>
+                </w:p>
+              </w:tc>
+            </w:tr>
+            <w:tr>
+              <w:tc>
+                <w:tcPr/>
+                <w:p>
+                  <w:pPr>
+                    <w:pStyle w:val="Compact"/>
+                    <w:jc w:val="left"/>
+                    <w:jc w:val="center"/>
+                  </w:pPr>
+                  <w:r>
+                    <w:t xml:space="preserve">PSM</w:t>
+                  </w:r>
+                </w:p>
+              </w:tc>
+              <w:tc>
+                <w:tcPr/>
+                <w:p>
+                  <w:pPr>
+                    <w:pStyle w:val="Compact"/>
+                    <w:jc w:val="left"/>
+                    <w:jc w:val="center"/>
+                  </w:pPr>
+                  <w:r>
+                    <w:t xml:space="preserve">NB</w:t>
+                  </w:r>
+                </w:p>
+              </w:tc>
+              <w:tc>
+                <w:tcPr/>
+                <w:p>
+                  <w:pPr>
+                    <w:pStyle w:val="Compact"/>
+                    <w:jc w:val="right"/>
+                    <w:jc w:val="center"/>
+                  </w:pPr>
+                  <w:r>
+                    <w:t xml:space="preserve">240</w:t>
+                  </w:r>
+                </w:p>
+              </w:tc>
+              <w:tc>
+                <w:tcPr/>
+                <w:p>
+                  <w:pPr>
+                    <w:pStyle w:val="Compact"/>
+                    <w:jc w:val="right"/>
+                    <w:jc w:val="center"/>
+                  </w:pPr>
+                  <w:r>
+                    <w:t xml:space="preserve">20.4%</w:t>
+                  </w:r>
+                </w:p>
+              </w:tc>
+              <w:tc>
+                <w:tcPr/>
+                <w:p>
+                  <w:pPr>
+                    <w:pStyle w:val="Compact"/>
+                    <w:jc w:val="right"/>
+                    <w:jc w:val="center"/>
+                  </w:pPr>
+                  <w:r>
+                    <w:t xml:space="preserve">31.2%</w:t>
+                  </w:r>
+                </w:p>
+              </w:tc>
+              <w:tc>
+                <w:tcPr/>
+                <w:p>
+                  <w:pPr>
+                    <w:pStyle w:val="Compact"/>
+                    <w:jc w:val="right"/>
+                    <w:jc w:val="center"/>
+                  </w:pPr>
+                  <w:r>
+                    <w:t xml:space="preserve">18.2%</w:t>
+                  </w:r>
+                </w:p>
+              </w:tc>
+            </w:tr>
+            <w:tr>
+              <w:tc>
+                <w:tcPr/>
+                <w:p>
+                  <w:pPr>
+                    <w:pStyle w:val="Compact"/>
+                    <w:jc w:val="left"/>
+                    <w:jc w:val="center"/>
+                  </w:pPr>
+                  <w:r>
+                    <w:t xml:space="preserve">NB</w:t>
+                  </w:r>
+                </w:p>
+              </w:tc>
+              <w:tc>
+                <w:tcPr/>
+                <w:p>
+                  <w:pPr>
+                    <w:pStyle w:val="Compact"/>
+                    <w:jc w:val="left"/>
+                    <w:jc w:val="center"/>
+                  </w:pPr>
+                  <w:r>
+                    <w:t xml:space="preserve">DZ</w:t>
+                  </w:r>
+                </w:p>
+              </w:tc>
+              <w:tc>
+                <w:tcPr/>
+                <w:p>
+                  <w:pPr>
+                    <w:pStyle w:val="Compact"/>
+                    <w:jc w:val="right"/>
+                    <w:jc w:val="center"/>
+                  </w:pPr>
+                  <w:r>
+                    <w:t xml:space="preserve">314</w:t>
+                  </w:r>
+                </w:p>
+              </w:tc>
+              <w:tc>
+                <w:tcPr/>
+                <w:p>
+                  <w:pPr>
+                    <w:pStyle w:val="Compact"/>
+                    <w:jc w:val="right"/>
+                    <w:jc w:val="center"/>
+                  </w:pPr>
+                  <w:r>
+                    <w:t xml:space="preserve">8.6%</w:t>
+                  </w:r>
+                </w:p>
+              </w:tc>
+              <w:tc>
+                <w:tcPr/>
+                <w:p>
+                  <w:pPr>
+                    <w:pStyle w:val="Compact"/>
+                    <w:jc w:val="right"/>
+                    <w:jc w:val="center"/>
+                  </w:pPr>
+                  <w:r>
+                    <w:t xml:space="preserve">27.4%</w:t>
+                  </w:r>
+                </w:p>
+              </w:tc>
+              <w:tc>
+                <w:tcPr/>
+                <w:p>
+                  <w:pPr>
+                    <w:pStyle w:val="Compact"/>
+                    <w:jc w:val="right"/>
+                    <w:jc w:val="center"/>
+                  </w:pPr>
+                  <w:r>
+                    <w:t xml:space="preserve">30.2%</w:t>
+                  </w:r>
+                </w:p>
+              </w:tc>
+            </w:tr>
+            <w:tr>
+              <w:tc>
+                <w:tcPr/>
+                <w:p>
+                  <w:pPr>
+                    <w:pStyle w:val="Compact"/>
+                    <w:jc w:val="left"/>
+                    <w:jc w:val="center"/>
+                  </w:pPr>
+                  <w:r>
+                    <w:t xml:space="preserve">DZ</w:t>
+                  </w:r>
+                </w:p>
+              </w:tc>
+              <w:tc>
+                <w:tcPr/>
+                <w:p>
+                  <w:pPr>
+                    <w:pStyle w:val="Compact"/>
+                    <w:jc w:val="left"/>
+                    <w:jc w:val="center"/>
+                  </w:pPr>
+                  <w:r>
+                    <w:t xml:space="preserve">NB</w:t>
+                  </w:r>
+                </w:p>
+              </w:tc>
+              <w:tc>
+                <w:tcPr/>
+                <w:p>
+                  <w:pPr>
+                    <w:pStyle w:val="Compact"/>
+                    <w:jc w:val="right"/>
+                    <w:jc w:val="center"/>
+                  </w:pPr>
+                  <w:r>
+                    <w:t xml:space="preserve">159</w:t>
+                  </w:r>
+                </w:p>
+              </w:tc>
+              <w:tc>
+                <w:tcPr/>
+                <w:p>
+                  <w:pPr>
+                    <w:pStyle w:val="Compact"/>
+                    <w:jc w:val="right"/>
+                    <w:jc w:val="center"/>
+                  </w:pPr>
+                  <w:r>
+                    <w:t xml:space="preserve">16.4%</w:t>
+                  </w:r>
+                </w:p>
+              </w:tc>
+              <w:tc>
+                <w:tcPr/>
+                <w:p>
+                  <w:pPr>
+                    <w:pStyle w:val="Compact"/>
+                    <w:jc w:val="right"/>
+                    <w:jc w:val="center"/>
+                  </w:pPr>
+                  <w:r>
+                    <w:t xml:space="preserve">24.5%</w:t>
+                  </w:r>
+                </w:p>
+              </w:tc>
+              <w:tc>
+                <w:tcPr/>
+                <w:p>
+                  <w:pPr>
+                    <w:pStyle w:val="Compact"/>
+                    <w:jc w:val="right"/>
+                    <w:jc w:val="center"/>
+                  </w:pPr>
+                  <w:r>
+                    <w:t xml:space="preserve">11.1%</w:t>
+                  </w:r>
+                </w:p>
+              </w:tc>
+            </w:tr>
+            <w:tr>
+              <w:tc>
+                <w:tcPr/>
+                <w:p>
+                  <w:pPr>
+                    <w:pStyle w:val="Compact"/>
+                    <w:jc w:val="left"/>
+                    <w:jc w:val="center"/>
+                  </w:pPr>
+                  <w:r>
+                    <w:t xml:space="preserve">PSM</w:t>
+                  </w:r>
+                </w:p>
+              </w:tc>
+              <w:tc>
+                <w:tcPr/>
+                <w:p>
+                  <w:pPr>
+                    <w:pStyle w:val="Compact"/>
+                    <w:jc w:val="left"/>
+                    <w:jc w:val="center"/>
+                  </w:pPr>
+                  <w:r>
+                    <w:t xml:space="preserve">DZ</w:t>
+                  </w:r>
+                </w:p>
+              </w:tc>
+              <w:tc>
+                <w:tcPr/>
+                <w:p>
+                  <w:pPr>
+                    <w:pStyle w:val="Compact"/>
+                    <w:jc w:val="right"/>
+                    <w:jc w:val="center"/>
+                  </w:pPr>
+                  <w:r>
+                    <w:t xml:space="preserve">240</w:t>
+                  </w:r>
+                </w:p>
+              </w:tc>
+              <w:tc>
+                <w:tcPr/>
+                <w:p>
+                  <w:pPr>
+                    <w:pStyle w:val="Compact"/>
+                    <w:jc w:val="right"/>
+                    <w:jc w:val="center"/>
+                  </w:pPr>
+                  <w:r>
+                    <w:t xml:space="preserve">9.2%</w:t>
+                  </w:r>
+                </w:p>
+              </w:tc>
+              <w:tc>
+                <w:tcPr/>
+                <w:p>
+                  <w:pPr>
+                    <w:pStyle w:val="Compact"/>
+                    <w:jc w:val="right"/>
+                    <w:jc w:val="center"/>
+                  </w:pPr>
+                  <w:r>
+                    <w:t xml:space="preserve">17.9%</w:t>
+                  </w:r>
+                </w:p>
+              </w:tc>
+              <w:tc>
+                <w:tcPr/>
+                <w:p>
+                  <w:pPr>
+                    <w:pStyle w:val="Compact"/>
+                    <w:jc w:val="right"/>
+                    <w:jc w:val="center"/>
+                  </w:pPr>
+                  <w:r>
+                    <w:t xml:space="preserve">20.8%</w:t>
+                  </w:r>
+                </w:p>
+              </w:tc>
+            </w:tr>
+          </w:tbl>
+          <w:bookmarkEnd w:id="94"/>
+          <w:p/>
+        </w:tc>
+      </w:tr>
+    </w:tbl>
+    <w:p>
+      <w:pPr>
+        <w:pStyle w:val="Textkrper"/>
+      </w:pPr>
+      <w:r>
+        <w:t xml:space="preserve">Die in diesem Kapitel präsentierten Kennzahlen werden dabei automatisch berechnet (Stand der Berechnung: 29. September 2026).</w:t>
+      </w:r>
+      <w:r>
+        <w:t xml:space="preserve"> </w:t>
+      </w:r>
+      <w:r>
+        <w:t xml:space="preserve">Sie beschreiben den aktuellen Stand der Mapping-Tabellen; fehlende Beziehungen können fachlich begründet sein oder auf Lücken hinweisen, die bei der Pflege des Alignments zu priorisieren sind</w:t>
+      </w:r>
+      <w:r>
+        <w:t xml:space="preserve"> </w:t>
+      </w:r>
+      <w:r>
+        <w:t xml:space="preserve">[</w:t>
+      </w:r>
+      <w:hyperlink w:anchor="ref-euzenat2008alignment">
+        <w:r>
+          <w:rPr>
+            <w:rStyle w:val="Hyperlink"/>
+          </w:rPr>
+          <w:t xml:space="preserve">EuMoSc08</w:t>
+        </w:r>
+      </w:hyperlink>
+      <w:r>
+        <w:t xml:space="preserve">]</w:t>
+      </w:r>
+      <w:r>
+        <w:t xml:space="preserve">.</w:t>
+      </w:r>
+    </w:p>
+    <w:bookmarkEnd w:id="95"/>
+    <w:bookmarkStart w:id="96" w:name="sec-safety-consideration"/>
+    <w:p>
+      <w:pPr>
+        <w:pStyle w:val="berschrift1"/>
+      </w:pPr>
+      <w:r>
+        <w:t xml:space="preserve">6. Sicherheitsaspekte</w:t>
+      </w:r>
+    </w:p>
+    <w:p>
+      <w:pPr>
+        <w:pStyle w:val="FirstParagraph"/>
+      </w:pPr>
+      <w:r>
+        <w:t xml:space="preserve">Informationen zu den ausdrücklich massgeblichen rechtlichen Grundlagen oder ein Hinweis darauf, dass bei der Umsetzung die entsprechenden rechtlichen Grundlagen zu beachten sind.</w:t>
+      </w:r>
+    </w:p>
+    <w:bookmarkEnd w:id="96"/>
+    <w:bookmarkStart w:id="97" w:name="sec-disclaimer"/>
+    <w:p>
+      <w:pPr>
+        <w:pStyle w:val="berschrift1"/>
+      </w:pPr>
+      <w:r>
+        <w:t xml:space="preserve">7. Haftungsausschluss</w:t>
+      </w:r>
+    </w:p>
+    <w:p>
+      <w:pPr>
+        <w:pStyle w:val="FirstParagraph"/>
+      </w:pPr>
+      <w:r>
+        <w:t xml:space="preserve">eCH-Standards, die der Verein eCH dem Anwender kostenlos zur Verfügung stellt oder die auf eCH verweisen, haben nur den Status von Empfehlungen.</w:t>
+      </w:r>
+      <w:r>
+        <w:t xml:space="preserve"> </w:t>
+      </w:r>
+      <w:r>
+        <w:t xml:space="preserve">Der Verein eCH haftet in keinem Fall für Entscheidungen oder Massnahmen, die der Anwender auf der Grundlage dieser Dokumente trifft bzw. ergreift.</w:t>
+      </w:r>
+      <w:r>
+        <w:t xml:space="preserve"> </w:t>
+      </w:r>
+      <w:r>
+        <w:t xml:space="preserve">Der Anwender ist dafür verantwortlich, die Dokumente vor ihrer Verwendung selbst zu überprüfen und gegebenenfalls fachlichen Rat einzuholen.</w:t>
+      </w:r>
+      <w:r>
+        <w:t xml:space="preserve"> </w:t>
+      </w:r>
+      <w:r>
+        <w:t xml:space="preserve">eCH-Standards können und sollen die technische, organisatorische oder rechtliche Beratung im Einzelfall nicht ersetzen.</w:t>
+      </w:r>
+    </w:p>
+    <w:p>
+      <w:pPr>
+        <w:pStyle w:val="Textkrper"/>
+      </w:pPr>
+      <w:r>
+        <w:t xml:space="preserve">Dokumente, Verfahren, Methoden, Produkte und Standards, auf die in eCH-Standards verwiesen wird, sind möglicherweise durch Marken-, Urheber- oder Patentrechte geschützt.</w:t>
+      </w:r>
+      <w:r>
+        <w:t xml:space="preserve"> </w:t>
+      </w:r>
+      <w:r>
+        <w:t xml:space="preserve">Es liegt in der ausschliesslichen Verantwortung des Anwenders, die erforderlichen Lizenzen von den berechtigten Personen und/oder Organisationen einzuholen.</w:t>
+      </w:r>
+    </w:p>
+    <w:p>
+      <w:pPr>
+        <w:pStyle w:val="Textkrper"/>
+      </w:pPr>
+      <w:r>
+        <w:t xml:space="preserve">Obwohl der Verein eCH bei der Erstellung der eCH-Standards mit angemessener Sorgfalt vorgegangen ist, kann er keine Gewährleistung oder Garantie dafür übernehmen, dass die bereitgestellten Informationen und Dokumente aktuell, vollständig, richtig oder fehlerfrei sind.</w:t>
+      </w:r>
+      <w:r>
+        <w:t xml:space="preserve"> </w:t>
+      </w:r>
+      <w:r>
+        <w:t xml:space="preserve">eCH behält sich das Recht vor, die Inhalte der eCH-Standards jederzeit und ohne vorherige Ankündigung zu ändern.</w:t>
+      </w:r>
+    </w:p>
+    <w:p>
+      <w:pPr>
+        <w:pStyle w:val="Textkrper"/>
+      </w:pPr>
+      <w:r>
+        <w:t xml:space="preserve">Jede Haftung für Schäden, die durch die Nutzung der eCH-Standards durch den Anwender entstehen, wird im gesetzlich zulässigen Rahmen ausgeschlossen.</w:t>
+      </w:r>
+    </w:p>
+    <w:bookmarkEnd w:id="97"/>
+    <w:bookmarkStart w:id="98" w:name="sec-copyrights"/>
+    <w:p>
+      <w:pPr>
+        <w:pStyle w:val="berschrift1"/>
+      </w:pPr>
+      <w:r>
+        <w:t xml:space="preserve">8. Urheberrechte</w:t>
+      </w:r>
+    </w:p>
+    <w:p>
+      <w:pPr>
+        <w:pStyle w:val="FirstParagraph"/>
+      </w:pPr>
+      <w:r>
+        <w:t xml:space="preserve">Personen, die eCH-Standards erarbeiten, bleiben Inhaber ihrer geistigen Eigentumsrechte.</w:t>
+      </w:r>
+      <w:r>
+        <w:t xml:space="preserve"> </w:t>
+      </w:r>
+      <w:r>
+        <w:t xml:space="preserve">Diese Personen verpflichten sich jedoch, ihre geistigen Eigentumsrechte oder andere Rechte an geistigen Eigentumsrechten Dritter, soweit möglich, den jeweiligen Fachgruppen und dem Verein eCH kostenlos und zur uneingeschränkten Nutzung und Weiterentwicklung im Rahmen des Vereinszwecks zur Verfügung zu stellen.</w:t>
+      </w:r>
+    </w:p>
+    <w:p>
+      <w:pPr>
+        <w:pStyle w:val="Textkrper"/>
+      </w:pPr>
+      <w:r>
+        <w:t xml:space="preserve">Die von den Fachgruppen erarbeiteten Standards dürfen unter Nennung des jeweiligen Autors von eCH kostenlos und in uneingeschränktem Umfang genutzt, verbreitet und weiterentwickelt werden.</w:t>
+      </w:r>
+    </w:p>
+    <w:p>
+      <w:pPr>
+        <w:pStyle w:val="Textkrper"/>
+      </w:pPr>
+      <w:r>
+        <w:t xml:space="preserve">eCH-Standards sind vollständig dokumentiert und frei von lizenz- und/oder patentrechtlichen Einschränkungen.</w:t>
+      </w:r>
+      <w:r>
+        <w:t xml:space="preserve"> </w:t>
+      </w:r>
+      <w:r>
+        <w:t xml:space="preserve">Die dazugehörige Dokumentation kann kostenlos angefordert werden.</w:t>
+      </w:r>
+      <w:r>
+        <w:t xml:space="preserve"> </w:t>
+      </w:r>
+      <w:r>
+        <w:t xml:space="preserve">Diese Bestimmungen gelten jedoch nur für die von eCH erarbeiteten Standards, nicht aber für Standards oder Produkte Dritter, die auf eCH-Standards verweisen.</w:t>
+      </w:r>
+      <w:r>
+        <w:t xml:space="preserve"> </w:t>
+      </w:r>
+      <w:r>
+        <w:t xml:space="preserve">Die Standards enthalten die entsprechenden Hinweise auf Rechte Dritter.</w:t>
+      </w:r>
+    </w:p>
+    <w:bookmarkEnd w:id="98"/>
+    <w:bookmarkStart w:id="127" w:name="sec-appendix-a"/>
+    <w:p>
+      <w:pPr>
+        <w:pStyle w:val="berschrift1"/>
+      </w:pPr>
+      <w:r>
+        <w:t xml:space="preserve">Anhang A - Referenzen</w:t>
+      </w:r>
+    </w:p>
+    <w:bookmarkStart w:id="126" w:name="refs"/>
+    <w:bookmarkStart w:id="100" w:name="ref-suibi2025"/>
+    <w:p>
+      <w:pPr>
+        <w:pStyle w:val="Bibliography"/>
+      </w:pPr>
+      <w:r>
+        <w:t xml:space="preserve">[AgBL25]</w:t>
+      </w:r>
+      <w:r>
+        <w:t xml:space="preserve"> </w:t>
+      </w:r>
+      <w:r>
+        <w:t xml:space="preserve">	</w:t>
+      </w:r>
+      <w:r>
+        <w:t xml:space="preserve">Agridea ; Bundesamt für Landwirtschaft BLW:</w:t>
+      </w:r>
+      <w:r>
+        <w:t xml:space="preserve"> </w:t>
+      </w:r>
+      <w:hyperlink r:id="rId99">
+        <w:r>
+          <w:rPr>
+            <w:rStyle w:val="Hyperlink"/>
+            <w:i/>
+            <w:iCs/>
+          </w:rPr>
+          <w:t xml:space="preserve">Wegleitung Suisse-Bilanz: Version 1.20</w:t>
+        </w:r>
+      </w:hyperlink>
+      <w:r>
+        <w:t xml:space="preserve"> : Agridea und Bundesamt für Landwirtschaft BLW, 2025</w:t>
+      </w:r>
+    </w:p>
+    <w:bookmarkEnd w:id="100"/>
+    <w:bookmarkStart w:id="102" w:name="ref-grud2017"/>
+    <w:p>
+      <w:pPr>
+        <w:pStyle w:val="Bibliography"/>
+      </w:pPr>
+      <w:r>
+        <w:t xml:space="preserve">[CFGH17]</w:t>
+      </w:r>
+      <w:r>
+        <w:t xml:space="preserve"> </w:t>
+      </w:r>
+      <w:r>
+        <w:t xml:space="preserve">	</w:t>
+      </w:r>
+      <w:r>
+        <w:t xml:space="preserve">Carlen, C. ; Flisch, R. ; Gilli, C. ; Huguenin-Elie, O. ; Kuster, T. ; Latsch, A. J. ; Mayer, J. ; Neuweiler, R. ; u. a.:</w:t>
+      </w:r>
+      <w:r>
+        <w:t xml:space="preserve"> </w:t>
+      </w:r>
+      <w:hyperlink r:id="rId101">
+        <w:r>
+          <w:rPr>
+            <w:rStyle w:val="Hyperlink"/>
+          </w:rPr>
+          <w:t xml:space="preserve">Grundlagen für die Düngung landwirtschaftlicher Kulturen in der Schweiz (GRUD 2017)</w:t>
+        </w:r>
+      </w:hyperlink>
+      <w:r>
+        <w:t xml:space="preserve">. In:</w:t>
+      </w:r>
+      <w:r>
+        <w:t xml:space="preserve"> </w:t>
+      </w:r>
+      <w:r>
+        <w:rPr>
+          <w:i/>
+          <w:iCs/>
+        </w:rPr>
+        <w:t xml:space="preserve">Agrarforschung Schweiz</w:t>
+      </w:r>
+      <w:r>
+        <w:t xml:space="preserve"> </w:t>
+      </w:r>
+      <w:r>
+        <w:t xml:space="preserve">Bd. 8 (2017), Nr. 6</w:t>
+      </w:r>
+    </w:p>
+    <w:bookmarkEnd w:id="102"/>
+    <w:bookmarkStart w:id="104" w:name="ref-doerr2001semantic"/>
+    <w:p>
+      <w:pPr>
+        <w:pStyle w:val="Bibliography"/>
+      </w:pPr>
+      <w:r>
+        <w:t xml:space="preserve">[Doer01]</w:t>
+      </w:r>
+      <w:r>
+        <w:t xml:space="preserve"> </w:t>
+      </w:r>
+      <w:r>
+        <w:t xml:space="preserve">	</w:t>
+      </w:r>
+      <w:r>
+        <w:t xml:space="preserve">Doerr, Martin:</w:t>
+      </w:r>
+      <w:r>
+        <w:t xml:space="preserve"> </w:t>
+      </w:r>
+      <w:hyperlink r:id="rId103">
+        <w:r>
+          <w:rPr>
+            <w:rStyle w:val="Hyperlink"/>
+          </w:rPr>
+          <w:t xml:space="preserve">Semantic problems of thesaurus mapping</w:t>
+        </w:r>
+      </w:hyperlink>
+      <w:r>
+        <w:t xml:space="preserve">. In:</w:t>
+      </w:r>
+      <w:r>
+        <w:t xml:space="preserve"> </w:t>
+      </w:r>
+      <w:r>
+        <w:rPr>
+          <w:i/>
+          <w:iCs/>
+        </w:rPr>
+        <w:t xml:space="preserve">Journal of Digital Information</w:t>
+      </w:r>
+      <w:r>
+        <w:t xml:space="preserve"> </w:t>
+      </w:r>
+      <w:r>
+        <w:t xml:space="preserve">Bd. 1 (2001), Nr. 8</w:t>
+      </w:r>
+    </w:p>
+    <w:bookmarkEnd w:id="104"/>
+    <w:bookmarkStart w:id="106" w:name="ref-eif2017"/>
+    <w:p>
+      <w:pPr>
+        <w:pStyle w:val="Bibliography"/>
+      </w:pPr>
+      <w:r>
+        <w:t xml:space="preserve">[EC17]</w:t>
+      </w:r>
+      <w:r>
+        <w:t xml:space="preserve"> </w:t>
+      </w:r>
+      <w:r>
+        <w:t xml:space="preserve">	</w:t>
+      </w:r>
+      <w:r>
+        <w:t xml:space="preserve">European Commission:</w:t>
+      </w:r>
+      <w:r>
+        <w:t xml:space="preserve"> </w:t>
+      </w:r>
+      <w:hyperlink r:id="rId105">
+        <w:r>
+          <w:rPr>
+            <w:rStyle w:val="Hyperlink"/>
+            <w:i/>
+            <w:iCs/>
+          </w:rPr>
+          <w:t xml:space="preserve">New European Interoperability Framework: Promoting seamless services and data flows for European public administrations</w:t>
+        </w:r>
+      </w:hyperlink>
+      <w:r>
+        <w:t xml:space="preserve">. Luxembourg : Publications Office of the European Union, 2017</w:t>
+      </w:r>
+    </w:p>
+    <w:bookmarkEnd w:id="106"/>
+    <w:bookmarkStart w:id="108" w:name="ref-eCH-0205:1.0.0"/>
+    <w:p>
+      <w:pPr>
+        <w:pStyle w:val="Bibliography"/>
+      </w:pPr>
+      <w:r>
+        <w:t xml:space="preserve">[eCH-0205:1.0.0]</w:t>
+      </w:r>
+      <w:r>
+        <w:t xml:space="preserve"> </w:t>
+      </w:r>
+      <w:r>
+        <w:t xml:space="preserve">	</w:t>
+      </w:r>
+      <w:r>
+        <w:t xml:space="preserve">eCH-Fachgruppe Open Government Data</w:t>
+      </w:r>
+      <w:r>
+        <w:t xml:space="preserve">:</w:t>
+      </w:r>
+      <w:r>
+        <w:t xml:space="preserve"> </w:t>
+      </w:r>
+      <w:hyperlink r:id="rId107">
+        <w:r>
+          <w:rPr>
+            <w:rStyle w:val="Hyperlink"/>
+            <w:i/>
+            <w:iCs/>
+          </w:rPr>
+          <w:t xml:space="preserve">eCH-0205 Linked Open Data</w:t>
+        </w:r>
+      </w:hyperlink>
+      <w:r>
+        <w:t xml:space="preserve"> </w:t>
+      </w:r>
+      <w:r>
+        <w:t xml:space="preserve">(eCH-Hilfsmittel) : Verein eCH, 2018</w:t>
+      </w:r>
+    </w:p>
+    <w:bookmarkEnd w:id="108"/>
+    <w:bookmarkStart w:id="110" w:name="ref-eCH-0265:1.0.0"/>
+    <w:p>
+      <w:pPr>
+        <w:pStyle w:val="Bibliography"/>
+      </w:pPr>
+      <w:r>
+        <w:t xml:space="preserve">[eCH-0265:1.0.0]</w:t>
+      </w:r>
+      <w:r>
+        <w:t xml:space="preserve"> </w:t>
+      </w:r>
+      <w:r>
+        <w:t xml:space="preserve">	</w:t>
+      </w:r>
+      <w:r>
+        <w:t xml:space="preserve">eCH-Fachgruppe AgriFood</w:t>
+      </w:r>
+      <w:r>
+        <w:t xml:space="preserve">:</w:t>
+      </w:r>
+      <w:r>
+        <w:t xml:space="preserve"> </w:t>
+      </w:r>
+      <w:hyperlink r:id="rId109">
+        <w:r>
+          <w:rPr>
+            <w:rStyle w:val="Hyperlink"/>
+            <w:i/>
+            <w:iCs/>
+          </w:rPr>
+          <w:t xml:space="preserve">eCH-0265 Datenstandard Agrardaten – Flächen und Kulturen</w:t>
+        </w:r>
+      </w:hyperlink>
+      <w:r>
+        <w:t xml:space="preserve"> </w:t>
+      </w:r>
+      <w:r>
+        <w:t xml:space="preserve">(eCH-Standard) : Verein eCH, 2024</w:t>
+      </w:r>
+    </w:p>
+    <w:bookmarkEnd w:id="110"/>
+    <w:bookmarkStart w:id="112" w:name="ref-euzenat2008alignment"/>
+    <w:p>
+      <w:pPr>
+        <w:pStyle w:val="Bibliography"/>
+      </w:pPr>
+      <w:r>
+        <w:t xml:space="preserve">[EuMoSc08]</w:t>
+      </w:r>
+      <w:r>
+        <w:t xml:space="preserve"> </w:t>
+      </w:r>
+      <w:r>
+        <w:t xml:space="preserve">	</w:t>
+      </w:r>
+      <w:r>
+        <w:t xml:space="preserve">Euzenat, Jérôme ; Mocan, Adrian ; Scharffe, François:</w:t>
+      </w:r>
+      <w:r>
+        <w:t xml:space="preserve"> </w:t>
+      </w:r>
+      <w:hyperlink r:id="rId111">
+        <w:r>
+          <w:rPr>
+            <w:rStyle w:val="Hyperlink"/>
+          </w:rPr>
+          <w:t xml:space="preserve">Ontology alignment: an ontology management perspective</w:t>
+        </w:r>
+      </w:hyperlink>
+      <w:r>
+        <w:t xml:space="preserve">. In: Hepp, M. ; De Leenheer, P. ; De Moor, A. ; Sure, Y. (Hrsg.):</w:t>
+      </w:r>
+      <w:r>
+        <w:t xml:space="preserve"> </w:t>
+      </w:r>
+      <w:r>
+        <w:rPr>
+          <w:i/>
+          <w:iCs/>
+        </w:rPr>
+        <w:t xml:space="preserve">Ontology Management: Semantic Web, Semantic Web Services, and Business Applications</w:t>
+      </w:r>
+      <w:r>
+        <w:t xml:space="preserve">. New York : Springer, 2008, S. 177–206</w:t>
+      </w:r>
+    </w:p>
+    <w:bookmarkEnd w:id="112"/>
+    <w:bookmarkStart w:id="114" w:name="ref-francart2020shacl"/>
+    <w:p>
+      <w:pPr>
+        <w:pStyle w:val="Bibliography"/>
+      </w:pPr>
+      <w:r>
+        <w:t xml:space="preserve">[Fran20]</w:t>
+      </w:r>
+      <w:r>
+        <w:t xml:space="preserve"> </w:t>
+      </w:r>
+      <w:r>
+        <w:t xml:space="preserve">	</w:t>
+      </w:r>
+      <w:r>
+        <w:t xml:space="preserve">Francart, Thomas:</w:t>
+      </w:r>
+      <w:r>
+        <w:t xml:space="preserve"> </w:t>
+      </w:r>
+      <w:hyperlink r:id="rId113">
+        <w:r>
+          <w:rPr>
+            <w:rStyle w:val="Hyperlink"/>
+          </w:rPr>
+          <w:t xml:space="preserve">SHACL Play!</w:t>
+        </w:r>
+      </w:hyperlink>
+    </w:p>
+    <w:bookmarkEnd w:id="114"/>
+    <w:bookmarkStart w:id="116" w:name="ref-iso25964-2"/>
+    <w:p>
+      <w:pPr>
+        <w:pStyle w:val="Bibliography"/>
+      </w:pPr>
+      <w:r>
+        <w:t xml:space="preserve">[ISO 25964-2]</w:t>
+      </w:r>
+      <w:r>
+        <w:t xml:space="preserve"> </w:t>
+      </w:r>
+      <w:r>
+        <w:t xml:space="preserve">	</w:t>
+      </w:r>
+      <w:r>
+        <w:t xml:space="preserve">International Organization for Standardization:</w:t>
+      </w:r>
+      <w:r>
+        <w:t xml:space="preserve"> </w:t>
+      </w:r>
+      <w:hyperlink r:id="rId115">
+        <w:r>
+          <w:rPr>
+            <w:rStyle w:val="Hyperlink"/>
+            <w:i/>
+            <w:iCs/>
+          </w:rPr>
+          <w:t xml:space="preserve">ISO 25964-2:2013 Information and documentation – Thesauri and interoperability with other vocabularies – Part 2: Interoperability with other vocabularies</w:t>
+        </w:r>
+      </w:hyperlink>
+      <w:r>
+        <w:t xml:space="preserve"> </w:t>
+      </w:r>
+      <w:r>
+        <w:t xml:space="preserve">(International Standard). Geneva : International Organization for Standardization, 2013</w:t>
+      </w:r>
+    </w:p>
+    <w:bookmarkEnd w:id="116"/>
+    <w:bookmarkStart w:id="118" w:name="ref-owl2"/>
+    <w:p>
+      <w:pPr>
+        <w:pStyle w:val="Bibliography"/>
+      </w:pPr>
+      <w:r>
+        <w:t xml:space="preserve">[OWL Overview]</w:t>
+      </w:r>
+      <w:r>
+        <w:t xml:space="preserve"> </w:t>
+      </w:r>
+      <w:r>
+        <w:t xml:space="preserve">	</w:t>
+      </w:r>
+      <w:r>
+        <w:t xml:space="preserve">W3C OWL Working Group:</w:t>
+      </w:r>
+      <w:r>
+        <w:t xml:space="preserve"> </w:t>
+      </w:r>
+      <w:hyperlink r:id="rId117">
+        <w:r>
+          <w:rPr>
+            <w:rStyle w:val="Hyperlink"/>
+            <w:i/>
+            <w:iCs/>
+          </w:rPr>
+          <w:t xml:space="preserve">OWL 2 Web Ontology Language Document Overview (Second Edition)</w:t>
+        </w:r>
+      </w:hyperlink>
+      <w:r>
+        <w:t xml:space="preserve"> </w:t>
+      </w:r>
+      <w:r>
+        <w:t xml:space="preserve">(W3C Recommendation) : World Wide Web Consortium (W3C), 2012</w:t>
+      </w:r>
+    </w:p>
+    <w:bookmarkEnd w:id="118"/>
+    <w:bookmarkStart w:id="119" w:name="ref-rdf"/>
+    <w:p>
+      <w:pPr>
+        <w:pStyle w:val="Bibliography"/>
+      </w:pPr>
+      <w:r>
+        <w:t xml:space="preserve">[RDF]</w:t>
+      </w:r>
+      <w:r>
+        <w:t xml:space="preserve"> </w:t>
+      </w:r>
+      <w:r>
+        <w:t xml:space="preserve">	</w:t>
+      </w:r>
+      <w:r>
+        <w:t xml:space="preserve">Cyganiak, Richard ; Wood, David ; Lanthaler, Markus:</w:t>
+      </w:r>
+      <w:r>
+        <w:t xml:space="preserve"> </w:t>
+      </w:r>
+      <w:hyperlink r:id="rId72">
+        <w:r>
+          <w:rPr>
+            <w:rStyle w:val="Hyperlink"/>
+            <w:i/>
+            <w:iCs/>
+          </w:rPr>
+          <w:t xml:space="preserve">RDF 1.1 Concepts and Abstract Syntax</w:t>
+        </w:r>
+      </w:hyperlink>
+      <w:r>
+        <w:t xml:space="preserve"> </w:t>
+      </w:r>
+      <w:r>
+        <w:t xml:space="preserve">(W3C Recommendation) : World Wide Web Consortium (W3C), 2014</w:t>
+      </w:r>
+    </w:p>
+    <w:bookmarkEnd w:id="119"/>
+    <w:bookmarkStart w:id="121" w:name="ref-shacl"/>
+    <w:p>
+      <w:pPr>
+        <w:pStyle w:val="Bibliography"/>
+      </w:pPr>
+      <w:r>
+        <w:t xml:space="preserve">[SHACL]</w:t>
+      </w:r>
+      <w:r>
+        <w:t xml:space="preserve"> </w:t>
+      </w:r>
+      <w:r>
+        <w:t xml:space="preserve">	</w:t>
+      </w:r>
+      <w:r>
+        <w:t xml:space="preserve">Knublauch, Holger ; Kontokostas, Dimitris:</w:t>
+      </w:r>
+      <w:r>
+        <w:t xml:space="preserve"> </w:t>
+      </w:r>
+      <w:hyperlink r:id="rId120">
+        <w:r>
+          <w:rPr>
+            <w:rStyle w:val="Hyperlink"/>
+            <w:i/>
+            <w:iCs/>
+          </w:rPr>
+          <w:t xml:space="preserve">Shapes Constraint Language (SHACL)</w:t>
+        </w:r>
+      </w:hyperlink>
+      <w:r>
+        <w:t xml:space="preserve"> </w:t>
+      </w:r>
+      <w:r>
+        <w:t xml:space="preserve">(W3C Recommendation) : World Wide Web Consortium (W3C), 2017</w:t>
+      </w:r>
+    </w:p>
+    <w:bookmarkEnd w:id="121"/>
+    <w:bookmarkStart w:id="123" w:name="ref-skos"/>
+    <w:p>
+      <w:pPr>
+        <w:pStyle w:val="Bibliography"/>
+      </w:pPr>
+      <w:r>
+        <w:t xml:space="preserve">[SKOS]</w:t>
+      </w:r>
+      <w:r>
+        <w:t xml:space="preserve"> </w:t>
+      </w:r>
+      <w:r>
+        <w:t xml:space="preserve">	</w:t>
+      </w:r>
+      <w:r>
+        <w:t xml:space="preserve">Miles, Alistair ; Bechhofer, Sean:</w:t>
+      </w:r>
+      <w:r>
+        <w:t xml:space="preserve"> </w:t>
+      </w:r>
+      <w:hyperlink r:id="rId122">
+        <w:r>
+          <w:rPr>
+            <w:rStyle w:val="Hyperlink"/>
+            <w:i/>
+            <w:iCs/>
+          </w:rPr>
+          <w:t xml:space="preserve">SKOS Simple Knowledge Organization System Reference</w:t>
+        </w:r>
+      </w:hyperlink>
+      <w:r>
+        <w:t xml:space="preserve"> </w:t>
+      </w:r>
+      <w:r>
+        <w:t xml:space="preserve">(W3C Recommendation) : World Wide Web Consortium (W3C), 2009</w:t>
+      </w:r>
+    </w:p>
+    <w:bookmarkEnd w:id="123"/>
+    <w:bookmarkStart w:id="125" w:name="ref-zeng2004trends"/>
+    <w:p>
+      <w:pPr>
+        <w:pStyle w:val="Bibliography"/>
+      </w:pPr>
+      <w:r>
+        <w:t xml:space="preserve">[ZeCh04]</w:t>
+      </w:r>
+      <w:r>
+        <w:t xml:space="preserve"> </w:t>
+      </w:r>
+      <w:r>
+        <w:t xml:space="preserve">	</w:t>
+      </w:r>
+      <w:r>
+        <w:t xml:space="preserve">Zeng, Marcia Lei ; Chan, Lois Mai:</w:t>
+      </w:r>
+      <w:r>
+        <w:t xml:space="preserve"> </w:t>
+      </w:r>
+      <w:hyperlink r:id="rId124">
+        <w:r>
+          <w:rPr>
+            <w:rStyle w:val="Hyperlink"/>
+          </w:rPr>
+          <w:t xml:space="preserve">Trends and issues in establishing interoperability among knowledge organization systems</w:t>
+        </w:r>
+      </w:hyperlink>
+      <w:r>
+        <w:t xml:space="preserve">. In:</w:t>
+      </w:r>
+      <w:r>
+        <w:t xml:space="preserve"> </w:t>
+      </w:r>
+      <w:r>
+        <w:rPr>
+          <w:i/>
+          <w:iCs/>
+        </w:rPr>
+        <w:t xml:space="preserve">Journal of the American Society for Information Science and Technology</w:t>
+      </w:r>
+      <w:r>
+        <w:t xml:space="preserve"> </w:t>
+      </w:r>
+      <w:r>
+        <w:t xml:space="preserve">Bd. 55, Wiley (2004), Nr. 5, S. 377–395</w:t>
+      </w:r>
+    </w:p>
+    <w:bookmarkEnd w:id="125"/>
+    <w:bookmarkEnd w:id="126"/>
+    <w:bookmarkEnd w:id="127"/>
+    <w:bookmarkStart w:id="129" w:name="sec-appendix-b"/>
+    <w:p>
+      <w:pPr>
+        <w:pStyle w:val="berschrift1"/>
+      </w:pPr>
+      <w:r>
+        <w:t xml:space="preserve">Anhang B - Mitwirkung und Prüfung</w:t>
+      </w:r>
+    </w:p>
+    <w:tbl>
+      <w:tblPr>
+        <w:tblStyle w:val="Table"/>
+        <w:tblW w:type="pct" w:w="5000"/>
+        <w:tblLayout w:type="fixed"/>
+        <w:tblLook w:firstRow="0" w:lastRow="0" w:firstColumn="0" w:lastColumn="0" w:noHBand="0" w:noVBand="0" w:val="0000"/>
+      </w:tblPr>
+      <w:tblGrid>
+        <w:gridCol w:w="7920"/>
+      </w:tblGrid>
+      <w:tr>
+        <w:tc>
+          <w:tcPr/>
+          <w:bookmarkStart w:id="128" w:name="tbl-authors"/>
+          <w:p>
+            <w:pPr>
+              <w:jc w:val="center"/>
+            </w:pPr>
+            <w:pPr>
+              <w:jc w:val="left"/>
+              <w:spacing w:before="200"/>
+              <w:pStyle w:val="ImageCaption"/>
+            </w:pPr>
+            <w:r>
+              <w:t xml:space="preserve">Tabelle 12: Autoren und Revision</w:t>
             </w:r>
           </w:p>
           <w:tbl>
@@ -7983,13 +9390,13 @@
               </w:tc>
             </w:tr>
           </w:tbl>
-          <w:bookmarkEnd w:id="105"/>
+          <w:bookmarkEnd w:id="128"/>
           <w:p/>
         </w:tc>
       </w:tr>
     </w:tbl>
-    <w:bookmarkEnd w:id="106"/>
-    <w:bookmarkStart w:id="117" w:name="sec-appendix-c"/>
+    <w:bookmarkEnd w:id="129"/>
+    <w:bookmarkStart w:id="140" w:name="sec-appendix-c"/>
     <w:p>
       <w:pPr>
         <w:pStyle w:val="berschrift1"/>
@@ -8011,7 +9418,7 @@
       <w:tr>
         <w:tc>
           <w:tcPr/>
-          <w:bookmarkStart w:id="116" w:name="tbl-glossary"/>
+          <w:bookmarkStart w:id="139" w:name="tbl-glossary"/>
           <w:p>
             <w:pPr>
               <w:jc w:val="center"/>
@@ -8022,7 +9429,7 @@
               <w:pStyle w:val="ImageCaption"/>
             </w:pPr>
             <w:r>
-              <w:t xml:space="preserve">Tabelle 12:</w:t>
+              <w:t xml:space="preserve">Tabelle 13:</w:t>
             </w:r>
             <w:r>
               <w:t xml:space="preserve"> </w:t>
@@ -8106,7 +9513,7 @@
                     <w:jc w:val="left"/>
                     <w:jc w:val="center"/>
                   </w:pPr>
-                  <w:hyperlink r:id="rId107">
+                  <w:hyperlink r:id="rId130">
                     <w:r>
                       <w:rPr>
                         <w:rStyle w:val="VerbatimChar"/>
@@ -8188,7 +9595,7 @@
                     <w:jc w:val="left"/>
                     <w:jc w:val="center"/>
                   </w:pPr>
-                  <w:hyperlink r:id="rId108">
+                  <w:hyperlink r:id="rId131">
                     <w:r>
                       <w:rPr>
                         <w:rStyle w:val="VerbatimChar"/>
@@ -8250,7 +9657,7 @@
                     <w:jc w:val="left"/>
                     <w:jc w:val="center"/>
                   </w:pPr>
-                  <w:hyperlink r:id="rId109">
+                  <w:hyperlink r:id="rId132">
                     <w:r>
                       <w:rPr>
                         <w:rStyle w:val="VerbatimChar"/>
@@ -8312,7 +9719,7 @@
                     <w:jc w:val="left"/>
                     <w:jc w:val="center"/>
                   </w:pPr>
-                  <w:hyperlink r:id="rId110">
+                  <w:hyperlink r:id="rId133">
                     <w:r>
                       <w:rPr>
                         <w:rStyle w:val="VerbatimChar"/>
@@ -8374,7 +9781,7 @@
                     <w:jc w:val="left"/>
                     <w:jc w:val="center"/>
                   </w:pPr>
-                  <w:hyperlink r:id="rId111">
+                  <w:hyperlink r:id="rId134">
                     <w:r>
                       <w:rPr>
                         <w:rStyle w:val="VerbatimChar"/>
@@ -8448,7 +9855,7 @@
                     <w:jc w:val="left"/>
                     <w:jc w:val="center"/>
                   </w:pPr>
-                  <w:hyperlink r:id="rId112">
+                  <w:hyperlink r:id="rId135">
                     <w:r>
                       <w:rPr>
                         <w:rStyle w:val="VerbatimChar"/>
@@ -8513,7 +9920,7 @@
                     <w:jc w:val="left"/>
                     <w:jc w:val="center"/>
                   </w:pPr>
-                  <w:hyperlink r:id="rId113">
+                  <w:hyperlink r:id="rId136">
                     <w:r>
                       <w:rPr>
                         <w:rStyle w:val="VerbatimChar"/>
@@ -8581,7 +9988,7 @@
                     <w:jc w:val="left"/>
                     <w:jc w:val="center"/>
                   </w:pPr>
-                  <w:hyperlink r:id="rId114">
+                  <w:hyperlink r:id="rId137">
                     <w:r>
                       <w:rPr>
                         <w:rStyle w:val="VerbatimChar"/>
@@ -8643,7 +10050,7 @@
                     <w:jc w:val="left"/>
                     <w:jc w:val="center"/>
                   </w:pPr>
-                  <w:hyperlink r:id="rId115">
+                  <w:hyperlink r:id="rId138">
                     <w:r>
                       <w:rPr>
                         <w:rStyle w:val="VerbatimChar"/>
@@ -8705,7 +10112,7 @@
                   <w:r>
                     <w:t xml:space="preserve"> </w:t>
                   </w:r>
-                  <w:hyperlink r:id="rId111">
+                  <w:hyperlink r:id="rId134">
                     <w:r>
                       <w:rPr>
                         <w:rStyle w:val="VerbatimChar"/>
@@ -8717,13 +10124,13 @@
               </w:tc>
             </w:tr>
           </w:tbl>
-          <w:bookmarkEnd w:id="116"/>
+          <w:bookmarkEnd w:id="139"/>
           <w:p/>
         </w:tc>
       </w:tr>
     </w:tbl>
-    <w:bookmarkEnd w:id="117"/>
-    <w:bookmarkStart w:id="121" w:name="sec-appendix-d"/>
+    <w:bookmarkEnd w:id="140"/>
+    <w:bookmarkStart w:id="144" w:name="sec-appendix-d"/>
     <w:p>
       <w:pPr>
         <w:pStyle w:val="berschrift1"/>
@@ -8761,7 +10168,7 @@
         <w:rPr>
           <w:rStyle w:val="FootnoteReference"/>
         </w:rPr>
-        <w:footnoteReference w:id="118"/>
+        <w:footnoteReference w:id="141"/>
       </w:r>
       <w:r>
         <w:t xml:space="preserve">, Sorten sowie Direktzahlungsprogrammen sind nicht mehr Teil dieses Dokuments.</w:t>
@@ -8770,7 +10177,7 @@
         <w:rPr>
           <w:rStyle w:val="FootnoteReference"/>
         </w:rPr>
-        <w:footnoteReference w:id="119"/>
+        <w:footnoteReference w:id="142"/>
       </w:r>
       <w:r>
         <w:t xml:space="preserve"> </w:t>
@@ -8789,7 +10196,7 @@
       <w:r>
         <w:t xml:space="preserve"> </w:t>
       </w:r>
-      <w:hyperlink r:id="rId120">
+      <w:hyperlink r:id="rId143">
         <w:r>
           <w:rPr>
             <w:rStyle w:val="Hyperlink"/>
@@ -8801,8 +10208,8 @@
         <w:t xml:space="preserve">.</w:t>
       </w:r>
     </w:p>
-    <w:bookmarkEnd w:id="121"/>
-    <w:bookmarkStart w:id="122" w:name="sec-appendix-e"/>
+    <w:bookmarkEnd w:id="144"/>
+    <w:bookmarkStart w:id="145" w:name="sec-appendix-e"/>
     <w:p>
       <w:pPr>
         <w:pStyle w:val="berschrift1"/>
@@ -8811,8 +10218,8 @@
         <w:t xml:space="preserve">Anhang E - Abbildungsverzeichnis</w:t>
       </w:r>
     </w:p>
-    <w:bookmarkEnd w:id="122"/>
-    <w:bookmarkStart w:id="123" w:name="sec-appendix-f"/>
+    <w:bookmarkEnd w:id="145"/>
+    <w:bookmarkStart w:id="146" w:name="sec-appendix-f"/>
     <w:p>
       <w:pPr>
         <w:pStyle w:val="berschrift1"/>
@@ -8821,7 +10228,7 @@
         <w:t xml:space="preserve">Anhang F - Tabellenverzeichnis</w:t>
       </w:r>
     </w:p>
-    <w:bookmarkEnd w:id="123"/>
+    <w:bookmarkEnd w:id="146"/>
     <w:sectPr>
       <w:headerReference r:id="rId13" w:type="default"/>
       <w:footerReference r:id="rId14" w:type="default"/>
@@ -9396,7 +10803,35 @@
       </w:r>
     </w:p>
   </w:footnote>
-  <w:footnote w:id="118">
+  <w:footnote w:id="85">
+    <w:p>
+      <w:pPr>
+        <w:pStyle w:val="Funotentext"/>
+      </w:pPr>
+      <w:r>
+        <w:rPr>
+          <w:rStyle w:val="FootnoteReference"/>
+        </w:rPr>
+        <w:footnoteRef/>
+      </w:r>
+      <w:r>
+        <w:t xml:space="preserve"> </w:t>
+      </w:r>
+      <w:r>
+        <w:t xml:space="preserve">Als unterste Kulturen gelten PSM-Kulturen, die selbst keine Unterkulturen (</w:t>
+      </w:r>
+      <w:r>
+        <w:rPr>
+          <w:rStyle w:val="VerbatimChar"/>
+        </w:rPr>
+        <w:t xml:space="preserve">skos:broader</w:t>
+      </w:r>
+      <w:r>
+        <w:t xml:space="preserve">) haben. Dieses Kriterium erfasst nicht alle Sammelbegriffe: «Offene Ackerfläche» und «Grünfläche» haben im PSMV keine Unterkulturen und zählen deshalb mit, sind fachlich aber sehr allgemein und nehmen einen Grossteil der aggregierenden Zuordnungen aus DZ und NB auf.</w:t>
+      </w:r>
+    </w:p>
+  </w:footnote>
+  <w:footnote w:id="141">
     <w:p>
       <w:pPr>
         <w:pStyle w:val="Funotentext"/>
@@ -9426,7 +10861,7 @@
       </w:hyperlink>
     </w:p>
   </w:footnote>
-  <w:footnote w:id="119">
+  <w:footnote w:id="142">
     <w:p>
       <w:pPr>
         <w:pStyle w:val="Funotentext"/>

--- a/de/index.docx
+++ b/de/index.docx
@@ -23,7 +23,7 @@
         <w:pStyle w:val="Date"/>
       </w:pPr>
       <w:r>
-        <w:t xml:space="preserve">29. September 2026</w:t>
+        <w:t xml:space="preserve">6. Oktober 2026</w:t>
       </w:r>
     </w:p>
     <w:p>
@@ -3152,7 +3152,7 @@
                     <w:t xml:space="preserve">Gültig von</w:t>
                   </w:r>
                   <w:r>
-                    <w:t xml:space="preserve">: Ab welchem Jahr wurde diese Direktzahlungskultur offiziell verwendet?</w:t>
+                    <w:t xml:space="preserve">: Ab welchem Datum wurde diese Direktzahlungskultur offiziell verwendet?</w:t>
                   </w:r>
                 </w:p>
               </w:tc>
@@ -3184,7 +3184,7 @@
                     <w:rPr>
                       <w:rStyle w:val="VerbatimChar"/>
                     </w:rPr>
-                    <w:t xml:space="preserve">xsd:integer</w:t>
+                    <w:t xml:space="preserve">xsd:date</w:t>
                   </w:r>
                   <w:r>
                     <w:t xml:space="preserve"> </w:t>
@@ -3234,7 +3234,7 @@
                     <w:t xml:space="preserve">Gültig bis</w:t>
                   </w:r>
                   <w:r>
-                    <w:t xml:space="preserve">: Bis in welchem Jahr wurde diese Direktzahlungskultur offiziell verwendet?</w:t>
+                    <w:t xml:space="preserve">: Bis zu welchem Datum wurde diese Direktzahlungskultur offiziell verwendet?</w:t>
                   </w:r>
                 </w:p>
               </w:tc>
@@ -3266,7 +3266,7 @@
                     <w:rPr>
                       <w:rStyle w:val="VerbatimChar"/>
                     </w:rPr>
-                    <w:t xml:space="preserve">xsd:integer</w:t>
+                    <w:t xml:space="preserve">xsd:date</w:t>
                   </w:r>
                   <w:r>
                     <w:t xml:space="preserve"> </w:t>
@@ -8444,7 +8444,7 @@
         <w:pStyle w:val="Textkrper"/>
       </w:pPr>
       <w:r>
-        <w:t xml:space="preserve">Die in diesem Kapitel präsentierten Kennzahlen werden dabei automatisch berechnet (Stand der Berechnung: 29. September 2026).</w:t>
+        <w:t xml:space="preserve">Die in diesem Kapitel präsentierten Kennzahlen werden dabei automatisch berechnet (Stand der Berechnung: 6. Oktober 2026).</w:t>
       </w:r>
       <w:r>
         <w:t xml:space="preserve"> </w:t>

--- a/de/index.docx
+++ b/de/index.docx
@@ -2253,10 +2253,10 @@
               <w:tblLook w:firstRow="1" w:lastRow="0" w:firstColumn="0" w:lastColumn="0" w:noHBand="0" w:noVBand="0" w:val="0020"/>
             </w:tblPr>
             <w:tblGrid>
-              <w:gridCol w:w="2278"/>
-              <w:gridCol w:w="1518"/>
-              <w:gridCol w:w="2386"/>
-              <w:gridCol w:w="1735"/>
+              <w:gridCol w:w="3538"/>
+              <w:gridCol w:w="1179"/>
+              <w:gridCol w:w="1853"/>
+              <w:gridCol w:w="1348"/>
             </w:tblGrid>
             <w:tr>
               <w:trPr>
@@ -2325,24 +2325,8 @@
                     <w:jc w:val="center"/>
                   </w:pPr>
                   <w:r>
-                    <w:t xml:space="preserve">Dauerkulturen</w:t>
-                  </w:r>
-                </w:p>
-              </w:tc>
-              <w:tc>
-                <w:tcPr/>
-                <w:p>
-                  <w:pPr>
-                    <w:pStyle w:val="Compact"/>
-                  </w:pPr>
-                </w:p>
-              </w:tc>
-              <w:tc>
-                <w:tcPr/>
-                <w:p>
-                  <w:pPr>
-                    <w:pStyle w:val="Compact"/>
-                  </w:pPr>
+                    <w:t xml:space="preserve">Altre colture</w:t>
+                  </w:r>
                 </w:p>
               </w:tc>
               <w:tc>
@@ -2354,7 +2338,28 @@
                     <w:jc w:val="center"/>
                   </w:pPr>
                   <w:r>
-                    <w:t xml:space="preserve">77</w:t>
+                    <w:t xml:space="preserve">18</w:t>
+                  </w:r>
+                </w:p>
+              </w:tc>
+              <w:tc>
+                <w:tcPr/>
+                <w:p>
+                  <w:pPr>
+                    <w:pStyle w:val="Compact"/>
+                  </w:pPr>
+                </w:p>
+              </w:tc>
+              <w:tc>
+                <w:tcPr/>
+                <w:p>
+                  <w:pPr>
+                    <w:pStyle w:val="Compact"/>
+                    <w:jc w:val="right"/>
+                    <w:jc w:val="center"/>
+                  </w:pPr>
+                  <w:r>
+                    <w:t xml:space="preserve">8</w:t>
                   </w:r>
                 </w:p>
               </w:tc>
@@ -2369,7 +2374,7 @@
                     <w:jc w:val="center"/>
                   </w:pPr>
                   <w:r>
-                    <w:t xml:space="preserve">Diverse Kulturen</w:t>
+                    <w:t xml:space="preserve">Altre sup. per la compensazione ecologica</w:t>
                   </w:r>
                 </w:p>
               </w:tc>
@@ -2382,7 +2387,7 @@
                     <w:jc w:val="center"/>
                   </w:pPr>
                   <w:r>
-                    <w:t xml:space="preserve">18</w:t>
+                    <w:t xml:space="preserve">3</w:t>
                   </w:r>
                 </w:p>
               </w:tc>
@@ -2403,7 +2408,7 @@
                     <w:jc w:val="center"/>
                   </w:pPr>
                   <w:r>
-                    <w:t xml:space="preserve">8</w:t>
+                    <w:t xml:space="preserve">3</w:t>
                   </w:r>
                 </w:p>
               </w:tc>
@@ -2418,24 +2423,8 @@
                     <w:jc w:val="center"/>
                   </w:pPr>
                   <w:r>
-                    <w:t xml:space="preserve">Freilandgemüse</w:t>
-                  </w:r>
-                </w:p>
-              </w:tc>
-              <w:tc>
-                <w:tcPr/>
-                <w:p>
-                  <w:pPr>
-                    <w:pStyle w:val="Compact"/>
-                  </w:pPr>
-                </w:p>
-              </w:tc>
-              <w:tc>
-                <w:tcPr/>
-                <w:p>
-                  <w:pPr>
-                    <w:pStyle w:val="Compact"/>
-                  </w:pPr>
+                    <w:t xml:space="preserve">Autre compensation écologique</w:t>
+                  </w:r>
                 </w:p>
               </w:tc>
               <w:tc>
@@ -2447,7 +2436,28 @@
                     <w:jc w:val="center"/>
                   </w:pPr>
                   <w:r>
-                    <w:t xml:space="preserve">100</w:t>
+                    <w:t xml:space="preserve">3</w:t>
+                  </w:r>
+                </w:p>
+              </w:tc>
+              <w:tc>
+                <w:tcPr/>
+                <w:p>
+                  <w:pPr>
+                    <w:pStyle w:val="Compact"/>
+                  </w:pPr>
+                </w:p>
+              </w:tc>
+              <w:tc>
+                <w:tcPr/>
+                <w:p>
+                  <w:pPr>
+                    <w:pStyle w:val="Compact"/>
+                    <w:jc w:val="right"/>
+                    <w:jc w:val="center"/>
+                  </w:pPr>
+                  <w:r>
+                    <w:t xml:space="preserve">3</w:t>
                   </w:r>
                 </w:p>
               </w:tc>
@@ -2462,24 +2472,8 @@
                     <w:jc w:val="center"/>
                   </w:pPr>
                   <w:r>
-                    <w:t xml:space="preserve">Geschützte Kulturen</w:t>
-                  </w:r>
-                </w:p>
-              </w:tc>
-              <w:tc>
-                <w:tcPr/>
-                <w:p>
-                  <w:pPr>
-                    <w:pStyle w:val="Compact"/>
-                  </w:pPr>
-                </w:p>
-              </w:tc>
-              <w:tc>
-                <w:tcPr/>
-                <w:p>
-                  <w:pPr>
-                    <w:pStyle w:val="Compact"/>
-                  </w:pPr>
+                    <w:t xml:space="preserve">Cereali</w:t>
+                  </w:r>
                 </w:p>
               </w:tc>
               <w:tc>
@@ -2491,8 +2485,29 @@
                     <w:jc w:val="center"/>
                   </w:pPr>
                   <w:r>
-                    <w:t xml:space="preserve">34</w:t>
-                  </w:r>
+                    <w:t xml:space="preserve">22</w:t>
+                  </w:r>
+                </w:p>
+              </w:tc>
+              <w:tc>
+                <w:tcPr/>
+                <w:p>
+                  <w:pPr>
+                    <w:pStyle w:val="Compact"/>
+                    <w:jc w:val="right"/>
+                    <w:jc w:val="center"/>
+                  </w:pPr>
+                  <w:r>
+                    <w:t xml:space="preserve">2</w:t>
+                  </w:r>
+                </w:p>
+              </w:tc>
+              <w:tc>
+                <w:tcPr/>
+                <w:p>
+                  <w:pPr>
+                    <w:pStyle w:val="Compact"/>
+                  </w:pPr>
                 </w:p>
               </w:tc>
             </w:tr>
@@ -2506,7 +2521,7 @@
                     <w:jc w:val="center"/>
                   </w:pPr>
                   <w:r>
-                    <w:t xml:space="preserve">Getreide</w:t>
+                    <w:t xml:space="preserve">Colture perenni</w:t>
                   </w:r>
                 </w:p>
               </w:tc>
@@ -2519,8 +2534,16 @@
                     <w:jc w:val="center"/>
                   </w:pPr>
                   <w:r>
-                    <w:t xml:space="preserve">22</w:t>
-                  </w:r>
+                    <w:t xml:space="preserve">1</w:t>
+                  </w:r>
+                </w:p>
+              </w:tc>
+              <w:tc>
+                <w:tcPr/>
+                <w:p>
+                  <w:pPr>
+                    <w:pStyle w:val="Compact"/>
+                  </w:pPr>
                 </w:p>
               </w:tc>
               <w:tc>
@@ -2532,16 +2555,8 @@
                     <w:jc w:val="center"/>
                   </w:pPr>
                   <w:r>
-                    <w:t xml:space="preserve">2</w:t>
-                  </w:r>
-                </w:p>
-              </w:tc>
-              <w:tc>
-                <w:tcPr/>
-                <w:p>
-                  <w:pPr>
-                    <w:pStyle w:val="Compact"/>
-                  </w:pPr>
+                    <w:t xml:space="preserve">76</w:t>
+                  </w:r>
                 </w:p>
               </w:tc>
             </w:tr>
@@ -2555,8 +2570,16 @@
                     <w:jc w:val="center"/>
                   </w:pPr>
                   <w:r>
-                    <w:t xml:space="preserve">Grundfutter</w:t>
-                  </w:r>
+                    <w:t xml:space="preserve">Colture protette</w:t>
+                  </w:r>
+                </w:p>
+              </w:tc>
+              <w:tc>
+                <w:tcPr/>
+                <w:p>
+                  <w:pPr>
+                    <w:pStyle w:val="Compact"/>
+                  </w:pPr>
                 </w:p>
               </w:tc>
               <w:tc>
@@ -2576,16 +2599,8 @@
                     <w:jc w:val="center"/>
                   </w:pPr>
                   <w:r>
-                    <w:t xml:space="preserve">25</w:t>
-                  </w:r>
-                </w:p>
-              </w:tc>
-              <w:tc>
-                <w:tcPr/>
-                <w:p>
-                  <w:pPr>
-                    <w:pStyle w:val="Compact"/>
-                  </w:pPr>
+                    <w:t xml:space="preserve">29</w:t>
+                  </w:r>
                 </w:p>
               </w:tc>
             </w:tr>
@@ -2599,7 +2614,751 @@
                     <w:jc w:val="center"/>
                   </w:pPr>
                   <w:r>
+                    <w:t xml:space="preserve">Cultures divers</w:t>
+                  </w:r>
+                </w:p>
+              </w:tc>
+              <w:tc>
+                <w:tcPr/>
+                <w:p>
+                  <w:pPr>
+                    <w:pStyle w:val="Compact"/>
+                    <w:jc w:val="right"/>
+                    <w:jc w:val="center"/>
+                  </w:pPr>
+                  <w:r>
+                    <w:t xml:space="preserve">18</w:t>
+                  </w:r>
+                </w:p>
+              </w:tc>
+              <w:tc>
+                <w:tcPr/>
+                <w:p>
+                  <w:pPr>
+                    <w:pStyle w:val="Compact"/>
+                  </w:pPr>
+                </w:p>
+              </w:tc>
+              <w:tc>
+                <w:tcPr/>
+                <w:p>
+                  <w:pPr>
+                    <w:pStyle w:val="Compact"/>
+                    <w:jc w:val="right"/>
+                    <w:jc w:val="center"/>
+                  </w:pPr>
+                  <w:r>
+                    <w:t xml:space="preserve">8</w:t>
+                  </w:r>
+                </w:p>
+              </w:tc>
+            </w:tr>
+            <w:tr>
+              <w:tc>
+                <w:tcPr/>
+                <w:p>
+                  <w:pPr>
+                    <w:pStyle w:val="Compact"/>
+                    <w:jc w:val="left"/>
+                    <w:jc w:val="center"/>
+                  </w:pPr>
+                  <w:r>
+                    <w:t xml:space="preserve">Cultures pérennes</w:t>
+                  </w:r>
+                </w:p>
+              </w:tc>
+              <w:tc>
+                <w:tcPr/>
+                <w:p>
+                  <w:pPr>
+                    <w:pStyle w:val="Compact"/>
+                    <w:jc w:val="right"/>
+                    <w:jc w:val="center"/>
+                  </w:pPr>
+                  <w:r>
+                    <w:t xml:space="preserve">1</w:t>
+                  </w:r>
+                </w:p>
+              </w:tc>
+              <w:tc>
+                <w:tcPr/>
+                <w:p>
+                  <w:pPr>
+                    <w:pStyle w:val="Compact"/>
+                  </w:pPr>
+                </w:p>
+              </w:tc>
+              <w:tc>
+                <w:tcPr/>
+                <w:p>
+                  <w:pPr>
+                    <w:pStyle w:val="Compact"/>
+                    <w:jc w:val="right"/>
+                    <w:jc w:val="center"/>
+                  </w:pPr>
+                  <w:r>
+                    <w:t xml:space="preserve">76</w:t>
+                  </w:r>
+                </w:p>
+              </w:tc>
+            </w:tr>
+            <w:tr>
+              <w:tc>
+                <w:tcPr/>
+                <w:p>
+                  <w:pPr>
+                    <w:pStyle w:val="Compact"/>
+                    <w:jc w:val="left"/>
+                    <w:jc w:val="center"/>
+                  </w:pPr>
+                  <w:r>
+                    <w:t xml:space="preserve">Cultures sarclées</w:t>
+                  </w:r>
+                </w:p>
+              </w:tc>
+              <w:tc>
+                <w:tcPr/>
+                <w:p>
+                  <w:pPr>
+                    <w:pStyle w:val="Compact"/>
+                    <w:jc w:val="right"/>
+                    <w:jc w:val="center"/>
+                  </w:pPr>
+                  <w:r>
+                    <w:t xml:space="preserve">19</w:t>
+                  </w:r>
+                </w:p>
+              </w:tc>
+              <w:tc>
+                <w:tcPr/>
+                <w:p>
+                  <w:pPr>
+                    <w:pStyle w:val="Compact"/>
+                    <w:jc w:val="right"/>
+                    <w:jc w:val="center"/>
+                  </w:pPr>
+                  <w:r>
+                    <w:t xml:space="preserve">3</w:t>
+                  </w:r>
+                </w:p>
+              </w:tc>
+              <w:tc>
+                <w:tcPr/>
+                <w:p>
+                  <w:pPr>
+                    <w:pStyle w:val="Compact"/>
+                  </w:pPr>
+                </w:p>
+              </w:tc>
+            </w:tr>
+            <w:tr>
+              <w:tc>
+                <w:tcPr/>
+                <w:p>
+                  <w:pPr>
+                    <w:pStyle w:val="Compact"/>
+                    <w:jc w:val="left"/>
+                    <w:jc w:val="center"/>
+                  </w:pPr>
+                  <w:r>
+                    <w:t xml:space="preserve">Cultures sous abri</w:t>
+                  </w:r>
+                </w:p>
+              </w:tc>
+              <w:tc>
+                <w:tcPr/>
+                <w:p>
+                  <w:pPr>
+                    <w:pStyle w:val="Compact"/>
+                  </w:pPr>
+                </w:p>
+              </w:tc>
+              <w:tc>
+                <w:tcPr/>
+                <w:p>
+                  <w:pPr>
+                    <w:pStyle w:val="Compact"/>
+                  </w:pPr>
+                </w:p>
+              </w:tc>
+              <w:tc>
+                <w:tcPr/>
+                <w:p>
+                  <w:pPr>
+                    <w:pStyle w:val="Compact"/>
+                    <w:jc w:val="right"/>
+                    <w:jc w:val="center"/>
+                  </w:pPr>
+                  <w:r>
+                    <w:t xml:space="preserve">29</w:t>
+                  </w:r>
+                </w:p>
+              </w:tc>
+            </w:tr>
+            <w:tr>
+              <w:tc>
+                <w:tcPr/>
+                <w:p>
+                  <w:pPr>
+                    <w:pStyle w:val="Compact"/>
+                    <w:jc w:val="left"/>
+                    <w:jc w:val="center"/>
+                  </w:pPr>
+                  <w:r>
+                    <w:t xml:space="preserve">Céréales</w:t>
+                  </w:r>
+                </w:p>
+              </w:tc>
+              <w:tc>
+                <w:tcPr/>
+                <w:p>
+                  <w:pPr>
+                    <w:pStyle w:val="Compact"/>
+                    <w:jc w:val="right"/>
+                    <w:jc w:val="center"/>
+                  </w:pPr>
+                  <w:r>
+                    <w:t xml:space="preserve">22</w:t>
+                  </w:r>
+                </w:p>
+              </w:tc>
+              <w:tc>
+                <w:tcPr/>
+                <w:p>
+                  <w:pPr>
+                    <w:pStyle w:val="Compact"/>
+                    <w:jc w:val="right"/>
+                    <w:jc w:val="center"/>
+                  </w:pPr>
+                  <w:r>
+                    <w:t xml:space="preserve">2</w:t>
+                  </w:r>
+                </w:p>
+              </w:tc>
+              <w:tc>
+                <w:tcPr/>
+                <w:p>
+                  <w:pPr>
+                    <w:pStyle w:val="Compact"/>
+                  </w:pPr>
+                </w:p>
+              </w:tc>
+            </w:tr>
+            <w:tr>
+              <w:tc>
+                <w:tcPr/>
+                <w:p>
+                  <w:pPr>
+                    <w:pStyle w:val="Compact"/>
+                    <w:jc w:val="left"/>
+                    <w:jc w:val="center"/>
+                  </w:pPr>
+                  <w:r>
+                    <w:t xml:space="preserve">Dauerkulturen</w:t>
+                  </w:r>
+                </w:p>
+              </w:tc>
+              <w:tc>
+                <w:tcPr/>
+                <w:p>
+                  <w:pPr>
+                    <w:pStyle w:val="Compact"/>
+                    <w:jc w:val="right"/>
+                    <w:jc w:val="center"/>
+                  </w:pPr>
+                  <w:r>
+                    <w:t xml:space="preserve">1</w:t>
+                  </w:r>
+                </w:p>
+              </w:tc>
+              <w:tc>
+                <w:tcPr/>
+                <w:p>
+                  <w:pPr>
+                    <w:pStyle w:val="Compact"/>
+                  </w:pPr>
+                </w:p>
+              </w:tc>
+              <w:tc>
+                <w:tcPr/>
+                <w:p>
+                  <w:pPr>
+                    <w:pStyle w:val="Compact"/>
+                    <w:jc w:val="right"/>
+                    <w:jc w:val="center"/>
+                  </w:pPr>
+                  <w:r>
+                    <w:t xml:space="preserve">76</w:t>
+                  </w:r>
+                </w:p>
+              </w:tc>
+            </w:tr>
+            <w:tr>
+              <w:tc>
+                <w:tcPr/>
+                <w:p>
+                  <w:pPr>
+                    <w:pStyle w:val="Compact"/>
+                    <w:jc w:val="left"/>
+                    <w:jc w:val="center"/>
+                  </w:pPr>
+                  <w:r>
+                    <w:t xml:space="preserve">Diverse Kulturen</w:t>
+                  </w:r>
+                </w:p>
+              </w:tc>
+              <w:tc>
+                <w:tcPr/>
+                <w:p>
+                  <w:pPr>
+                    <w:pStyle w:val="Compact"/>
+                    <w:jc w:val="right"/>
+                    <w:jc w:val="center"/>
+                  </w:pPr>
+                  <w:r>
+                    <w:t xml:space="preserve">18</w:t>
+                  </w:r>
+                </w:p>
+              </w:tc>
+              <w:tc>
+                <w:tcPr/>
+                <w:p>
+                  <w:pPr>
+                    <w:pStyle w:val="Compact"/>
+                  </w:pPr>
+                </w:p>
+              </w:tc>
+              <w:tc>
+                <w:tcPr/>
+                <w:p>
+                  <w:pPr>
+                    <w:pStyle w:val="Compact"/>
+                    <w:jc w:val="right"/>
+                    <w:jc w:val="center"/>
+                  </w:pPr>
+                  <w:r>
+                    <w:t xml:space="preserve">8</w:t>
+                  </w:r>
+                </w:p>
+              </w:tc>
+            </w:tr>
+            <w:tr>
+              <w:tc>
+                <w:tcPr/>
+                <w:p>
+                  <w:pPr>
+                    <w:pStyle w:val="Compact"/>
+                    <w:jc w:val="left"/>
+                    <w:jc w:val="center"/>
+                  </w:pPr>
+                  <w:r>
+                    <w:t xml:space="preserve">Foraggio di base</w:t>
+                  </w:r>
+                </w:p>
+              </w:tc>
+              <w:tc>
+                <w:tcPr/>
+                <w:p>
+                  <w:pPr>
+                    <w:pStyle w:val="Compact"/>
+                  </w:pPr>
+                </w:p>
+              </w:tc>
+              <w:tc>
+                <w:tcPr/>
+                <w:p>
+                  <w:pPr>
+                    <w:pStyle w:val="Compact"/>
+                    <w:jc w:val="right"/>
+                    <w:jc w:val="center"/>
+                  </w:pPr>
+                  <w:r>
+                    <w:t xml:space="preserve">25</w:t>
+                  </w:r>
+                </w:p>
+              </w:tc>
+              <w:tc>
+                <w:tcPr/>
+                <w:p>
+                  <w:pPr>
+                    <w:pStyle w:val="Compact"/>
+                  </w:pPr>
+                </w:p>
+              </w:tc>
+            </w:tr>
+            <w:tr>
+              <w:tc>
+                <w:tcPr/>
+                <w:p>
+                  <w:pPr>
+                    <w:pStyle w:val="Compact"/>
+                    <w:jc w:val="left"/>
+                    <w:jc w:val="center"/>
+                  </w:pPr>
+                  <w:r>
+                    <w:t xml:space="preserve">Fourrage de base</w:t>
+                  </w:r>
+                </w:p>
+              </w:tc>
+              <w:tc>
+                <w:tcPr/>
+                <w:p>
+                  <w:pPr>
+                    <w:pStyle w:val="Compact"/>
+                  </w:pPr>
+                </w:p>
+              </w:tc>
+              <w:tc>
+                <w:tcPr/>
+                <w:p>
+                  <w:pPr>
+                    <w:pStyle w:val="Compact"/>
+                    <w:jc w:val="right"/>
+                    <w:jc w:val="center"/>
+                  </w:pPr>
+                  <w:r>
+                    <w:t xml:space="preserve">25</w:t>
+                  </w:r>
+                </w:p>
+              </w:tc>
+              <w:tc>
+                <w:tcPr/>
+                <w:p>
+                  <w:pPr>
+                    <w:pStyle w:val="Compact"/>
+                  </w:pPr>
+                </w:p>
+              </w:tc>
+            </w:tr>
+            <w:tr>
+              <w:tc>
+                <w:tcPr/>
+                <w:p>
+                  <w:pPr>
+                    <w:pStyle w:val="Compact"/>
+                    <w:jc w:val="left"/>
+                    <w:jc w:val="center"/>
+                  </w:pPr>
+                  <w:r>
+                    <w:t xml:space="preserve">Freilandgemüse</w:t>
+                  </w:r>
+                </w:p>
+              </w:tc>
+              <w:tc>
+                <w:tcPr/>
+                <w:p>
+                  <w:pPr>
+                    <w:pStyle w:val="Compact"/>
+                  </w:pPr>
+                </w:p>
+              </w:tc>
+              <w:tc>
+                <w:tcPr/>
+                <w:p>
+                  <w:pPr>
+                    <w:pStyle w:val="Compact"/>
+                  </w:pPr>
+                </w:p>
+              </w:tc>
+              <w:tc>
+                <w:tcPr/>
+                <w:p>
+                  <w:pPr>
+                    <w:pStyle w:val="Compact"/>
+                    <w:jc w:val="right"/>
+                    <w:jc w:val="center"/>
+                  </w:pPr>
+                  <w:r>
+                    <w:t xml:space="preserve">105</w:t>
+                  </w:r>
+                </w:p>
+              </w:tc>
+            </w:tr>
+            <w:tr>
+              <w:tc>
+                <w:tcPr/>
+                <w:p>
+                  <w:pPr>
+                    <w:pStyle w:val="Compact"/>
+                    <w:jc w:val="left"/>
+                    <w:jc w:val="center"/>
+                  </w:pPr>
+                  <w:r>
+                    <w:t xml:space="preserve">Geschützte Kulturen</w:t>
+                  </w:r>
+                </w:p>
+              </w:tc>
+              <w:tc>
+                <w:tcPr/>
+                <w:p>
+                  <w:pPr>
+                    <w:pStyle w:val="Compact"/>
+                  </w:pPr>
+                </w:p>
+              </w:tc>
+              <w:tc>
+                <w:tcPr/>
+                <w:p>
+                  <w:pPr>
+                    <w:pStyle w:val="Compact"/>
+                  </w:pPr>
+                </w:p>
+              </w:tc>
+              <w:tc>
+                <w:tcPr/>
+                <w:p>
+                  <w:pPr>
+                    <w:pStyle w:val="Compact"/>
+                    <w:jc w:val="right"/>
+                    <w:jc w:val="center"/>
+                  </w:pPr>
+                  <w:r>
+                    <w:t xml:space="preserve">29</w:t>
+                  </w:r>
+                </w:p>
+              </w:tc>
+            </w:tr>
+            <w:tr>
+              <w:tc>
+                <w:tcPr/>
+                <w:p>
+                  <w:pPr>
+                    <w:pStyle w:val="Compact"/>
+                    <w:jc w:val="left"/>
+                    <w:jc w:val="center"/>
+                  </w:pPr>
+                  <w:r>
+                    <w:t xml:space="preserve">Getreide</w:t>
+                  </w:r>
+                </w:p>
+              </w:tc>
+              <w:tc>
+                <w:tcPr/>
+                <w:p>
+                  <w:pPr>
+                    <w:pStyle w:val="Compact"/>
+                    <w:jc w:val="right"/>
+                    <w:jc w:val="center"/>
+                  </w:pPr>
+                  <w:r>
+                    <w:t xml:space="preserve">22</w:t>
+                  </w:r>
+                </w:p>
+              </w:tc>
+              <w:tc>
+                <w:tcPr/>
+                <w:p>
+                  <w:pPr>
+                    <w:pStyle w:val="Compact"/>
+                    <w:jc w:val="right"/>
+                    <w:jc w:val="center"/>
+                  </w:pPr>
+                  <w:r>
+                    <w:t xml:space="preserve">2</w:t>
+                  </w:r>
+                </w:p>
+              </w:tc>
+              <w:tc>
+                <w:tcPr/>
+                <w:p>
+                  <w:pPr>
+                    <w:pStyle w:val="Compact"/>
+                  </w:pPr>
+                </w:p>
+              </w:tc>
+            </w:tr>
+            <w:tr>
+              <w:tc>
+                <w:tcPr/>
+                <w:p>
+                  <w:pPr>
+                    <w:pStyle w:val="Compact"/>
+                    <w:jc w:val="left"/>
+                    <w:jc w:val="center"/>
+                  </w:pPr>
+                  <w:r>
+                    <w:t xml:space="preserve">Grundfutter</w:t>
+                  </w:r>
+                </w:p>
+              </w:tc>
+              <w:tc>
+                <w:tcPr/>
+                <w:p>
+                  <w:pPr>
+                    <w:pStyle w:val="Compact"/>
+                  </w:pPr>
+                </w:p>
+              </w:tc>
+              <w:tc>
+                <w:tcPr/>
+                <w:p>
+                  <w:pPr>
+                    <w:pStyle w:val="Compact"/>
+                    <w:jc w:val="right"/>
+                    <w:jc w:val="center"/>
+                  </w:pPr>
+                  <w:r>
+                    <w:t xml:space="preserve">25</w:t>
+                  </w:r>
+                </w:p>
+              </w:tc>
+              <w:tc>
+                <w:tcPr/>
+                <w:p>
+                  <w:pPr>
+                    <w:pStyle w:val="Compact"/>
+                  </w:pPr>
+                </w:p>
+              </w:tc>
+            </w:tr>
+            <w:tr>
+              <w:tc>
+                <w:tcPr/>
+                <w:p>
+                  <w:pPr>
+                    <w:pStyle w:val="Compact"/>
+                    <w:jc w:val="left"/>
+                    <w:jc w:val="center"/>
+                  </w:pPr>
+                  <w:r>
                     <w:t xml:space="preserve">Hackfrüchte</w:t>
+                  </w:r>
+                </w:p>
+              </w:tc>
+              <w:tc>
+                <w:tcPr/>
+                <w:p>
+                  <w:pPr>
+                    <w:pStyle w:val="Compact"/>
+                    <w:jc w:val="right"/>
+                    <w:jc w:val="center"/>
+                  </w:pPr>
+                  <w:r>
+                    <w:t xml:space="preserve">19</w:t>
+                  </w:r>
+                </w:p>
+              </w:tc>
+              <w:tc>
+                <w:tcPr/>
+                <w:p>
+                  <w:pPr>
+                    <w:pStyle w:val="Compact"/>
+                    <w:jc w:val="right"/>
+                    <w:jc w:val="center"/>
+                  </w:pPr>
+                  <w:r>
+                    <w:t xml:space="preserve">3</w:t>
+                  </w:r>
+                </w:p>
+              </w:tc>
+              <w:tc>
+                <w:tcPr/>
+                <w:p>
+                  <w:pPr>
+                    <w:pStyle w:val="Compact"/>
+                  </w:pPr>
+                </w:p>
+              </w:tc>
+            </w:tr>
+            <w:tr>
+              <w:tc>
+                <w:tcPr/>
+                <w:p>
+                  <w:pPr>
+                    <w:pStyle w:val="Compact"/>
+                    <w:jc w:val="left"/>
+                    <w:jc w:val="center"/>
+                  </w:pPr>
+                  <w:r>
+                    <w:t xml:space="preserve">Légumes de pleine terre</w:t>
+                  </w:r>
+                </w:p>
+              </w:tc>
+              <w:tc>
+                <w:tcPr/>
+                <w:p>
+                  <w:pPr>
+                    <w:pStyle w:val="Compact"/>
+                  </w:pPr>
+                </w:p>
+              </w:tc>
+              <w:tc>
+                <w:tcPr/>
+                <w:p>
+                  <w:pPr>
+                    <w:pStyle w:val="Compact"/>
+                  </w:pPr>
+                </w:p>
+              </w:tc>
+              <w:tc>
+                <w:tcPr/>
+                <w:p>
+                  <w:pPr>
+                    <w:pStyle w:val="Compact"/>
+                    <w:jc w:val="right"/>
+                    <w:jc w:val="center"/>
+                  </w:pPr>
+                  <w:r>
+                    <w:t xml:space="preserve">105</w:t>
+                  </w:r>
+                </w:p>
+              </w:tc>
+            </w:tr>
+            <w:tr>
+              <w:tc>
+                <w:tcPr/>
+                <w:p>
+                  <w:pPr>
+                    <w:pStyle w:val="Compact"/>
+                    <w:jc w:val="left"/>
+                    <w:jc w:val="center"/>
+                  </w:pPr>
+                  <w:r>
+                    <w:t xml:space="preserve">Ortaggi di pieno campo</w:t>
+                  </w:r>
+                </w:p>
+              </w:tc>
+              <w:tc>
+                <w:tcPr/>
+                <w:p>
+                  <w:pPr>
+                    <w:pStyle w:val="Compact"/>
+                  </w:pPr>
+                </w:p>
+              </w:tc>
+              <w:tc>
+                <w:tcPr/>
+                <w:p>
+                  <w:pPr>
+                    <w:pStyle w:val="Compact"/>
+                  </w:pPr>
+                </w:p>
+              </w:tc>
+              <w:tc>
+                <w:tcPr/>
+                <w:p>
+                  <w:pPr>
+                    <w:pStyle w:val="Compact"/>
+                    <w:jc w:val="right"/>
+                    <w:jc w:val="center"/>
+                  </w:pPr>
+                  <w:r>
+                    <w:t xml:space="preserve">105</w:t>
+                  </w:r>
+                </w:p>
+              </w:tc>
+            </w:tr>
+            <w:tr>
+              <w:tc>
+                <w:tcPr/>
+                <w:p>
+                  <w:pPr>
+                    <w:pStyle w:val="Compact"/>
+                    <w:jc w:val="left"/>
+                    <w:jc w:val="center"/>
+                  </w:pPr>
+                  <w:r>
+                    <w:t xml:space="preserve">Sarchiate</w:t>
                   </w:r>
                 </w:p>
               </w:tc>
@@ -5609,7 +6368,7 @@
                     <w:jc w:val="center"/>
                   </w:pPr>
                   <w:r>
-                    <w:t xml:space="preserve">71.3%</w:t>
+                    <w:t xml:space="preserve">71.0%</w:t>
                   </w:r>
                 </w:p>
               </w:tc>
@@ -5622,7 +6381,7 @@
                     <w:jc w:val="center"/>
                   </w:pPr>
                   <w:r>
-                    <w:t xml:space="preserve">40.8%</w:t>
+                    <w:t xml:space="preserve">42.1%</w:t>
                   </w:r>
                 </w:p>
               </w:tc>
@@ -5676,33 +6435,33 @@
                     <w:jc w:val="center"/>
                   </w:pPr>
                   <w:r>
+                    <w:t xml:space="preserve">13.2%</w:t>
+                  </w:r>
+                </w:p>
+              </w:tc>
+              <w:tc>
+                <w:tcPr/>
+                <w:p>
+                  <w:pPr>
+                    <w:pStyle w:val="Compact"/>
+                    <w:jc w:val="right"/>
+                    <w:jc w:val="center"/>
+                  </w:pPr>
+                  <w:r>
+                    <w:t xml:space="preserve">57.2%</w:t>
+                  </w:r>
+                </w:p>
+              </w:tc>
+              <w:tc>
+                <w:tcPr/>
+                <w:p>
+                  <w:pPr>
+                    <w:pStyle w:val="Compact"/>
+                    <w:jc w:val="right"/>
+                    <w:jc w:val="center"/>
+                  </w:pPr>
+                  <w:r>
                     <w:t xml:space="preserve">13.8%</w:t>
-                  </w:r>
-                </w:p>
-              </w:tc>
-              <w:tc>
-                <w:tcPr/>
-                <w:p>
-                  <w:pPr>
-                    <w:pStyle w:val="Compact"/>
-                    <w:jc w:val="right"/>
-                    <w:jc w:val="center"/>
-                  </w:pPr>
-                  <w:r>
-                    <w:t xml:space="preserve">57.9%</w:t>
-                  </w:r>
-                </w:p>
-              </w:tc>
-              <w:tc>
-                <w:tcPr/>
-                <w:p>
-                  <w:pPr>
-                    <w:pStyle w:val="Compact"/>
-                    <w:jc w:val="right"/>
-                    <w:jc w:val="center"/>
-                  </w:pPr>
-                  <w:r>
-                    <w:t xml:space="preserve">14.2%</w:t>
                   </w:r>
                 </w:p>
               </w:tc>
@@ -5836,7 +6595,7 @@
                     <w:jc w:val="center"/>
                   </w:pPr>
                   <w:r>
-                    <w:t xml:space="preserve">8.6%</w:t>
+                    <w:t xml:space="preserve">8.3%</w:t>
                   </w:r>
                 </w:p>
               </w:tc>
@@ -5849,7 +6608,7 @@
                     <w:jc w:val="center"/>
                   </w:pPr>
                   <w:r>
-                    <w:t xml:space="preserve">27.4%</w:t>
+                    <w:t xml:space="preserve">28.0%</w:t>
                   </w:r>
                 </w:p>
               </w:tc>
@@ -5862,7 +6621,7 @@
                     <w:jc w:val="center"/>
                   </w:pPr>
                   <w:r>
-                    <w:t xml:space="preserve">30.2%</w:t>
+                    <w:t xml:space="preserve">30.8%</w:t>
                   </w:r>
                 </w:p>
               </w:tc>
@@ -5942,7 +6701,7 @@
                     <w:jc w:val="center"/>
                   </w:pPr>
                   <w:r>
-                    <w:t xml:space="preserve">11.1%</w:t>
+                    <w:t xml:space="preserve">10.8%</w:t>
                   </w:r>
                 </w:p>
               </w:tc>
@@ -5996,7 +6755,7 @@
                     <w:jc w:val="center"/>
                   </w:pPr>
                   <w:r>
-                    <w:t xml:space="preserve">9.2%</w:t>
+                    <w:t xml:space="preserve">8.8%</w:t>
                   </w:r>
                 </w:p>
               </w:tc>
@@ -7894,7 +8653,7 @@
         <w:pStyle w:val="Definition"/>
       </w:pPr>
       <w:r>
-        <w:t xml:space="preserve">314 Instanzen mit je 7 bis 16 Tripeln (im Mittel 11.0)</w:t>
+        <w:t xml:space="preserve">314 Instanzen mit je 9 bis 18 Tripeln (im Mittel 13.1)</w:t>
       </w:r>
     </w:p>
     <w:p>
@@ -9898,7 +10657,7 @@
         <w:pStyle w:val="Definition"/>
       </w:pPr>
       <w:r>
-        <w:t xml:space="preserve">755 Instanzen mit je 8 bis 21 Tripeln (im Mittel 8.8)</w:t>
+        <w:t xml:space="preserve">757 Instanzen mit je 8 bis 21 Tripeln (im Mittel 8.8)</w:t>
       </w:r>
     </w:p>
     <w:p>
@@ -10679,7 +11438,7 @@
         <w:pStyle w:val="Definition"/>
       </w:pPr>
       <w:r>
-        <w:t xml:space="preserve">3 Instanzen mit je 7 bis 106 Tripeln (im Mittel 40.7)</w:t>
+        <w:t xml:space="preserve">3 Instanzen mit je 9 bis 108 Tripeln (im Mittel 42.7)</w:t>
       </w:r>
     </w:p>
     <w:p>
@@ -11233,7 +11992,7 @@
         <w:pStyle w:val="Definition"/>
       </w:pPr>
       <w:r>
-        <w:t xml:space="preserve">8 Instanzen mit je 7 bis 63 Tripeln (im Mittel 16.1)</w:t>
+        <w:t xml:space="preserve">8 Instanzen mit je 9 bis 65 Tripeln (im Mittel 18.1)</w:t>
       </w:r>
     </w:p>
     <w:p>
@@ -11760,7 +12519,7 @@
         <w:pStyle w:val="Definition"/>
       </w:pPr>
       <w:r>
-        <w:t xml:space="preserve">326 Instanzen mit je 8 bis 185 Tripeln (im Mittel 12.6)</w:t>
+        <w:t xml:space="preserve">326 Instanzen mit je 8 bis 184 Tripeln (im Mittel 12.6)</w:t>
       </w:r>
     </w:p>
     <w:p>

--- a/de/index.docx
+++ b/de/index.docx
@@ -6381,7 +6381,7 @@
                     <w:jc w:val="center"/>
                   </w:pPr>
                   <w:r>
-                    <w:t xml:space="preserve">42.1%</w:t>
+                    <w:t xml:space="preserve">42.5%</w:t>
                   </w:r>
                 </w:p>
               </w:tc>
@@ -6422,7 +6422,7 @@
                     <w:jc w:val="center"/>
                   </w:pPr>
                   <w:r>
-                    <w:t xml:space="preserve">159</w:t>
+                    <w:t xml:space="preserve">160</w:t>
                   </w:r>
                 </w:p>
               </w:tc>
@@ -6435,7 +6435,7 @@
                     <w:jc w:val="center"/>
                   </w:pPr>
                   <w:r>
-                    <w:t xml:space="preserve">13.2%</w:t>
+                    <w:t xml:space="preserve">13.8%</w:t>
                   </w:r>
                 </w:p>
               </w:tc>
@@ -6448,7 +6448,7 @@
                     <w:jc w:val="center"/>
                   </w:pPr>
                   <w:r>
-                    <w:t xml:space="preserve">57.2%</w:t>
+                    <w:t xml:space="preserve">56.9%</w:t>
                   </w:r>
                 </w:p>
               </w:tc>
@@ -6461,7 +6461,7 @@
                     <w:jc w:val="center"/>
                   </w:pPr>
                   <w:r>
-                    <w:t xml:space="preserve">13.8%</w:t>
+                    <w:t xml:space="preserve">14.2%</w:t>
                   </w:r>
                 </w:p>
               </w:tc>
@@ -6476,7 +6476,7 @@
                     <w:jc w:val="center"/>
                   </w:pPr>
                   <w:r>
-                    <w:t xml:space="preserve">PS</w:t>
+                    <w:t xml:space="preserve">NB</w:t>
                   </w:r>
                 </w:p>
               </w:tc>
@@ -6489,7 +6489,7 @@
                     <w:jc w:val="center"/>
                   </w:pPr>
                   <w:r>
-                    <w:t xml:space="preserve">NB</w:t>
+                    <w:t xml:space="preserve">DZ</w:t>
                   </w:r>
                 </w:p>
               </w:tc>
@@ -6502,7 +6502,7 @@
                     <w:jc w:val="center"/>
                   </w:pPr>
                   <w:r>
-                    <w:t xml:space="preserve">240</w:t>
+                    <w:t xml:space="preserve">314</w:t>
                   </w:r>
                 </w:p>
               </w:tc>
@@ -6515,7 +6515,7 @@
                     <w:jc w:val="center"/>
                   </w:pPr>
                   <w:r>
-                    <w:t xml:space="preserve">20.4%</w:t>
+                    <w:t xml:space="preserve">8.3%</w:t>
                   </w:r>
                 </w:p>
               </w:tc>
@@ -6528,20 +6528,20 @@
                     <w:jc w:val="center"/>
                   </w:pPr>
                   <w:r>
+                    <w:t xml:space="preserve">29.9%</w:t>
+                  </w:r>
+                </w:p>
+              </w:tc>
+              <w:tc>
+                <w:tcPr/>
+                <w:p>
+                  <w:pPr>
+                    <w:pStyle w:val="Compact"/>
+                    <w:jc w:val="right"/>
+                    <w:jc w:val="center"/>
+                  </w:pPr>
+                  <w:r>
                     <w:t xml:space="preserve">31.2%</w:t>
-                  </w:r>
-                </w:p>
-              </w:tc>
-              <w:tc>
-                <w:tcPr/>
-                <w:p>
-                  <w:pPr>
-                    <w:pStyle w:val="Compact"/>
-                    <w:jc w:val="right"/>
-                    <w:jc w:val="center"/>
-                  </w:pPr>
-                  <w:r>
-                    <w:t xml:space="preserve">18.2%</w:t>
                   </w:r>
                 </w:p>
               </w:tc>
@@ -6556,6 +6556,19 @@
                     <w:jc w:val="center"/>
                   </w:pPr>
                   <w:r>
+                    <w:t xml:space="preserve">PS</w:t>
+                  </w:r>
+                </w:p>
+              </w:tc>
+              <w:tc>
+                <w:tcPr/>
+                <w:p>
+                  <w:pPr>
+                    <w:pStyle w:val="Compact"/>
+                    <w:jc w:val="left"/>
+                    <w:jc w:val="center"/>
+                  </w:pPr>
+                  <w:r>
                     <w:t xml:space="preserve">NB</w:t>
                   </w:r>
                 </w:p>
@@ -6565,24 +6578,11 @@
                 <w:p>
                   <w:pPr>
                     <w:pStyle w:val="Compact"/>
-                    <w:jc w:val="left"/>
-                    <w:jc w:val="center"/>
-                  </w:pPr>
-                  <w:r>
-                    <w:t xml:space="preserve">DZ</w:t>
-                  </w:r>
-                </w:p>
-              </w:tc>
-              <w:tc>
-                <w:tcPr/>
-                <w:p>
-                  <w:pPr>
-                    <w:pStyle w:val="Compact"/>
                     <w:jc w:val="right"/>
                     <w:jc w:val="center"/>
                   </w:pPr>
                   <w:r>
-                    <w:t xml:space="preserve">314</w:t>
+                    <w:t xml:space="preserve">240</w:t>
                   </w:r>
                 </w:p>
               </w:tc>
@@ -6595,7 +6595,7 @@
                     <w:jc w:val="center"/>
                   </w:pPr>
                   <w:r>
-                    <w:t xml:space="preserve">8.3%</w:t>
+                    <w:t xml:space="preserve">20.4%</w:t>
                   </w:r>
                 </w:p>
               </w:tc>
@@ -6608,7 +6608,7 @@
                     <w:jc w:val="center"/>
                   </w:pPr>
                   <w:r>
-                    <w:t xml:space="preserve">28.0%</w:t>
+                    <w:t xml:space="preserve">28.8%</w:t>
                   </w:r>
                 </w:p>
               </w:tc>
@@ -6621,7 +6621,7 @@
                     <w:jc w:val="center"/>
                   </w:pPr>
                   <w:r>
-                    <w:t xml:space="preserve">30.8%</w:t>
+                    <w:t xml:space="preserve">17.8%</w:t>
                   </w:r>
                 </w:p>
               </w:tc>
@@ -6662,7 +6662,7 @@
                     <w:jc w:val="center"/>
                   </w:pPr>
                   <w:r>
-                    <w:t xml:space="preserve">159</w:t>
+                    <w:t xml:space="preserve">160</w:t>
                   </w:r>
                 </w:p>
               </w:tc>
@@ -6675,7 +6675,7 @@
                     <w:jc w:val="center"/>
                   </w:pPr>
                   <w:r>
-                    <w:t xml:space="preserve">16.4%</w:t>
+                    <w:t xml:space="preserve">16.2%</w:t>
                   </w:r>
                 </w:p>
               </w:tc>
@@ -6688,7 +6688,7 @@
                     <w:jc w:val="center"/>
                   </w:pPr>
                   <w:r>
-                    <w:t xml:space="preserve">24.5%</w:t>
+                    <w:t xml:space="preserve">23.8%</w:t>
                   </w:r>
                 </w:p>
               </w:tc>
@@ -6701,7 +6701,7 @@
                     <w:jc w:val="center"/>
                   </w:pPr>
                   <w:r>
-                    <w:t xml:space="preserve">10.8%</w:t>
+                    <w:t xml:space="preserve">10.5%</w:t>
                   </w:r>
                 </w:p>
               </w:tc>
@@ -6755,7 +6755,7 @@
                     <w:jc w:val="center"/>
                   </w:pPr>
                   <w:r>
-                    <w:t xml:space="preserve">8.8%</w:t>
+                    <w:t xml:space="preserve">9.2%</w:t>
                   </w:r>
                 </w:p>
               </w:tc>
@@ -6768,7 +6768,7 @@
                     <w:jc w:val="center"/>
                   </w:pPr>
                   <w:r>
-                    <w:t xml:space="preserve">17.9%</w:t>
+                    <w:t xml:space="preserve">18.3%</w:t>
                   </w:r>
                 </w:p>
               </w:tc>
@@ -6781,7 +6781,7 @@
                     <w:jc w:val="center"/>
                   </w:pPr>
                   <w:r>
-                    <w:t xml:space="preserve">20.8%</w:t>
+                    <w:t xml:space="preserve">21.2%</w:t>
                   </w:r>
                 </w:p>
               </w:tc>
@@ -9275,7 +9275,7 @@
         <w:pStyle w:val="Definition"/>
       </w:pPr>
       <w:r>
-        <w:t xml:space="preserve">182 Instanzen mit je 10 bis 17 Tripeln (im Mittel 12.2)</w:t>
+        <w:t xml:space="preserve">183 Instanzen mit je 9 bis 17 Tripeln (im Mittel 12.2)</w:t>
       </w:r>
     </w:p>
     <w:p>

--- a/de/index.docx
+++ b/de/index.docx
@@ -9819,17 +9819,17 @@
                 <w:rPr>
                   <w:rStyle w:val="Hyperlink"/>
                 </w:rPr>
-                <w:t xml:space="preserve">schema:validTo</w:t>
+                <w:t xml:space="preserve">schema:validThrough</w:t>
               </w:r>
             </w:hyperlink>
             <w:r>
-              <w:t xml:space="preserve">): Bis zu welchem</w:t>
+              <w:t xml:space="preserve">): Bis zu</w:t>
             </w:r>
             <w:r>
               <w:t xml:space="preserve"> </w:t>
             </w:r>
             <w:r>
-              <w:t xml:space="preserve">Datum wurde diese Direktzahlungskultur offiziell verwendet?</w:t>
+              <w:t xml:space="preserve">welchem Datum wurde diese Direktzahlungskultur offiziell verwendet?</w:t>
             </w:r>
           </w:p>
         </w:tc>
@@ -9976,7 +9976,7 @@
         <w:pStyle w:val="berschrift4"/>
       </w:pPr>
       <w:r>
-        <w:t xml:space="preserve">7.3.3.1 schema:validFrom must be less than or equal to schema:validTo</w:t>
+        <w:t xml:space="preserve">7.3.3.1 schema:validFrom must be less than or equal to schema:validThrough</w:t>
       </w:r>
     </w:p>
     <w:p>
@@ -9996,7 +9996,7 @@
         <w:rPr>
           <w:rStyle w:val="VerbatimChar"/>
         </w:rPr>
-        <w:t xml:space="preserve">SELECT $this ?validFrom ?validTo</w:t>
+        <w:t xml:space="preserve">SELECT $this ?validFrom ?validThrough</w:t>
       </w:r>
       <w:r>
         <w:br/>
@@ -10023,7 +10023,7 @@
         <w:rPr>
           <w:rStyle w:val="VerbatimChar"/>
         </w:rPr>
-        <w:t xml:space="preserve">    $this schema:validTo ?validTo .</w:t>
+        <w:t xml:space="preserve">    $this schema:validThrough ?validThrough .</w:t>
       </w:r>
       <w:r>
         <w:br/>
@@ -10032,7 +10032,7 @@
         <w:rPr>
           <w:rStyle w:val="VerbatimChar"/>
         </w:rPr>
-        <w:t xml:space="preserve">    FILTER (?validFrom &gt; ?validTo)</w:t>
+        <w:t xml:space="preserve">    FILTER (?validFrom &gt; ?validThrough)</w:t>
       </w:r>
       <w:r>
         <w:br/>
